--- a/files/Jimmy_Hickey_resume.docx
+++ b/files/Jimmy_Hickey_resume.docx
@@ -1,6 +1,6 @@
 
 <file path=word/document.xml><?xml version="1.0" encoding="utf-8"?>
-<w:document xmlns:wpc="http://schemas.microsoft.com/office/word/2010/wordprocessingCanvas" xmlns:cx="http://schemas.microsoft.com/office/drawing/2014/chartex" xmlns:cx1="http://schemas.microsoft.com/office/drawing/2015/9/8/chartex" xmlns:cx2="http://schemas.microsoft.com/office/drawing/2015/10/21/chartex" xmlns:cx3="http://schemas.microsoft.com/office/drawing/2016/5/9/chartex" xmlns:cx4="http://schemas.microsoft.com/office/drawing/2016/5/10/chartex" xmlns:cx5="http://schemas.microsoft.com/office/drawing/2016/5/11/chartex" xmlns:cx6="http://schemas.microsoft.com/office/drawing/2016/5/12/chartex" xmlns:cx7="http://schemas.microsoft.com/office/drawing/2016/5/13/chartex" xmlns:cx8="http://schemas.microsoft.com/office/drawing/2016/5/14/chartex" xmlns:mc="http://schemas.openxmlformats.org/markup-compatibility/2006" xmlns:aink="http://schemas.microsoft.com/office/drawing/2016/ink" xmlns:am3d="http://schemas.microsoft.com/office/drawing/2017/model3d" xmlns:o="urn:schemas-microsoft-com:office:office" xmlns:oel="http://schemas.microsoft.com/office/2019/extlst" xmlns:r="http://schemas.openxmlformats.org/officeDocument/2006/relationships" xmlns:m="http://schemas.openxmlformats.org/officeDocument/2006/math" xmlns:v="urn:schemas-microsoft-com:vml" xmlns:wp14="http://schemas.microsoft.com/office/word/2010/wordprocessingDrawing" xmlns:wp="http://schemas.openxmlformats.org/drawingml/2006/wordprocessingDrawing" xmlns:w10="urn:schemas-microsoft-com:office:word" xmlns:w="http://schemas.openxmlformats.org/wordprocessingml/2006/main" xmlns:w14="http://schemas.microsoft.com/office/word/2010/wordml" xmlns:w15="http://schemas.microsoft.com/office/word/2012/wordml" xmlns:w16cex="http://schemas.microsoft.com/office/word/2018/wordml/cex" xmlns:w16cid="http://schemas.microsoft.com/office/word/2016/wordml/cid" xmlns:w16="http://schemas.microsoft.com/office/word/2018/wordml" xmlns:w16du="http://schemas.microsoft.com/office/word/2023/wordml/word16du" xmlns:w16sdtdh="http://schemas.microsoft.com/office/word/2020/wordml/sdtdatahash" xmlns:w16se="http://schemas.microsoft.com/office/word/2015/wordml/symex" xmlns:wpg="http://schemas.microsoft.com/office/word/2010/wordprocessingGroup" xmlns:wpi="http://schemas.microsoft.com/office/word/2010/wordprocessingInk" xmlns:wne="http://schemas.microsoft.com/office/word/2006/wordml" xmlns:wps="http://schemas.microsoft.com/office/word/2010/wordprocessingShape" mc:Ignorable="w14 w15 w16se w16cid w16 w16cex w16sdtdh w16du wp14">
+<w:document xmlns:wpc="http://schemas.microsoft.com/office/word/2010/wordprocessingCanvas" xmlns:cx="http://schemas.microsoft.com/office/drawing/2014/chartex" xmlns:cx1="http://schemas.microsoft.com/office/drawing/2015/9/8/chartex" xmlns:cx2="http://schemas.microsoft.com/office/drawing/2015/10/21/chartex" xmlns:cx3="http://schemas.microsoft.com/office/drawing/2016/5/9/chartex" xmlns:cx4="http://schemas.microsoft.com/office/drawing/2016/5/10/chartex" xmlns:cx5="http://schemas.microsoft.com/office/drawing/2016/5/11/chartex" xmlns:cx6="http://schemas.microsoft.com/office/drawing/2016/5/12/chartex" xmlns:cx7="http://schemas.microsoft.com/office/drawing/2016/5/13/chartex" xmlns:cx8="http://schemas.microsoft.com/office/drawing/2016/5/14/chartex" xmlns:mc="http://schemas.openxmlformats.org/markup-compatibility/2006" xmlns:aink="http://schemas.microsoft.com/office/drawing/2016/ink" xmlns:am3d="http://schemas.microsoft.com/office/drawing/2017/model3d" xmlns:o="urn:schemas-microsoft-com:office:office" xmlns:oel="http://schemas.microsoft.com/office/2019/extlst" xmlns:r="http://schemas.openxmlformats.org/officeDocument/2006/relationships" xmlns:m="http://schemas.openxmlformats.org/officeDocument/2006/math" xmlns:v="urn:schemas-microsoft-com:vml" xmlns:wp14="http://schemas.microsoft.com/office/word/2010/wordprocessingDrawing" xmlns:wp="http://schemas.openxmlformats.org/drawingml/2006/wordprocessingDrawing" xmlns:w10="urn:schemas-microsoft-com:office:word" xmlns:w="http://schemas.openxmlformats.org/wordprocessingml/2006/main" xmlns:w14="http://schemas.microsoft.com/office/word/2010/wordml" xmlns:w15="http://schemas.microsoft.com/office/word/2012/wordml" xmlns:w16cex="http://schemas.microsoft.com/office/word/2018/wordml/cex" xmlns:w16cid="http://schemas.microsoft.com/office/word/2016/wordml/cid" xmlns:w16="http://schemas.microsoft.com/office/word/2018/wordml" xmlns:w16du="http://schemas.microsoft.com/office/word/2023/wordml/word16du" xmlns:w16sdtdh="http://schemas.microsoft.com/office/word/2020/wordml/sdtdatahash" xmlns:w16sdtfl="http://schemas.microsoft.com/office/word/2024/wordml/sdtformatlock" xmlns:w16se="http://schemas.microsoft.com/office/word/2015/wordml/symex" xmlns:wpg="http://schemas.microsoft.com/office/word/2010/wordprocessingGroup" xmlns:wpi="http://schemas.microsoft.com/office/word/2010/wordprocessingInk" xmlns:wne="http://schemas.microsoft.com/office/word/2006/wordml" xmlns:wps="http://schemas.microsoft.com/office/word/2010/wordprocessingShape" mc:Ignorable="w14 w15 w16se w16cid w16 w16cex w16sdtdh w16sdtfl w16du wp14">
   <w:body>
     <w:p>
       <w:pPr>
@@ -19,6 +19,14 @@
           <w:szCs w:val="44"/>
         </w:rPr>
         <w:t>Jimmy Hickey</w:t>
+      </w:r>
+      <w:r>
+        <w:rPr>
+          <w:rFonts w:ascii="Georgia" w:hAnsi="Georgia"/>
+          <w:sz w:val="44"/>
+          <w:szCs w:val="44"/>
+        </w:rPr>
+        <w:t>, PhD</w:t>
       </w:r>
     </w:p>
     <w:p>
@@ -147,6 +155,7 @@
         <w:t xml:space="preserve"> </w:t>
       </w:r>
     </w:p>
+    <w:bookmarkEnd w:id="0"/>
     <w:tbl>
       <w:tblPr>
         <w:tblStyle w:val="TableGrid"/>
@@ -173,330 +182,7 @@
           <w:tcPr>
             <w:tcW w:w="10458" w:type="dxa"/>
             <w:gridSpan w:val="2"/>
-            <w:tcBorders>
-              <w:bottom w:val="single" w:sz="12" w:space="0" w:color="ED7D31" w:themeColor="accent2"/>
-            </w:tcBorders>
           </w:tcPr>
-          <w:bookmarkEnd w:id="0"/>
-          <w:p>
-            <w:pPr>
-              <w:rPr>
-                <w:rFonts w:ascii="Georgia" w:hAnsi="Georgia"/>
-                <w:color w:val="C45911" w:themeColor="accent2" w:themeShade="BF"/>
-                <w:sz w:val="28"/>
-                <w:szCs w:val="28"/>
-              </w:rPr>
-            </w:pPr>
-            <w:r>
-              <w:rPr>
-                <w:rFonts w:ascii="Georgia" w:hAnsi="Georgia"/>
-                <w:color w:val="C45911" w:themeColor="accent2" w:themeShade="BF"/>
-                <w:sz w:val="28"/>
-                <w:szCs w:val="28"/>
-              </w:rPr>
-              <w:t>Education</w:t>
-            </w:r>
-          </w:p>
-        </w:tc>
-      </w:tr>
-      <w:tr>
-        <w:tc>
-          <w:tcPr>
-            <w:tcW w:w="10458" w:type="dxa"/>
-            <w:gridSpan w:val="2"/>
-            <w:tcBorders>
-              <w:top w:val="single" w:sz="12" w:space="0" w:color="ED7D31" w:themeColor="accent2"/>
-            </w:tcBorders>
-          </w:tcPr>
-          <w:p>
-            <w:pPr>
-              <w:rPr>
-                <w:rFonts w:ascii="Georgia" w:hAnsi="Georgia"/>
-              </w:rPr>
-            </w:pPr>
-            <w:r>
-              <w:rPr>
-                <w:rFonts w:ascii="Georgia" w:hAnsi="Georgia"/>
-                <w:b/>
-                <w:bCs/>
-              </w:rPr>
-              <w:t>Ph.D. Statistics</w:t>
-            </w:r>
-            <w:r>
-              <w:rPr>
-                <w:rFonts w:ascii="Georgia" w:hAnsi="Georgia"/>
-              </w:rPr>
-              <w:t xml:space="preserve"> </w:t>
-            </w:r>
-            <w:r>
-              <w:rPr>
-                <w:rFonts w:ascii="Georgia" w:hAnsi="Georgia"/>
-              </w:rPr>
-              <w:tab/>
-            </w:r>
-            <w:r>
-              <w:tab/>
-            </w:r>
-            <w:r>
-              <w:tab/>
-            </w:r>
-            <w:r>
-              <w:tab/>
-            </w:r>
-            <w:r>
-              <w:tab/>
-            </w:r>
-            <w:r>
-              <w:tab/>
-            </w:r>
-            <w:r>
-              <w:tab/>
-            </w:r>
-            <w:r>
-              <w:tab/>
-            </w:r>
-            <w:r>
-              <w:tab/>
-            </w:r>
-            <w:r>
-              <w:tab/>
-            </w:r>
-            <w:r>
-              <w:tab/>
-            </w:r>
-            <w:r>
-              <w:rPr>
-                <w:rFonts w:ascii="Georgia" w:hAnsi="Georgia"/>
-              </w:rPr>
-              <w:t>2024</w:t>
-            </w:r>
-          </w:p>
-          <w:p>
-            <w:pPr>
-              <w:rPr>
-                <w:rFonts w:ascii="Georgia" w:hAnsi="Georgia"/>
-              </w:rPr>
-            </w:pPr>
-            <w:r>
-              <w:rPr>
-                <w:rFonts w:ascii="Georgia" w:hAnsi="Georgia"/>
-                <w:b/>
-                <w:bCs/>
-              </w:rPr>
-              <w:t>M</w:t>
-            </w:r>
-            <w:r>
-              <w:rPr>
-                <w:rFonts w:ascii="Georgia" w:hAnsi="Georgia"/>
-                <w:b/>
-                <w:bCs/>
-              </w:rPr>
-              <w:t>.</w:t>
-            </w:r>
-            <w:r>
-              <w:rPr>
-                <w:rFonts w:ascii="Georgia" w:hAnsi="Georgia"/>
-                <w:b/>
-                <w:bCs/>
-              </w:rPr>
-              <w:t>S</w:t>
-            </w:r>
-            <w:r>
-              <w:rPr>
-                <w:rFonts w:ascii="Georgia" w:hAnsi="Georgia"/>
-                <w:b/>
-                <w:bCs/>
-              </w:rPr>
-              <w:t>. Statistics</w:t>
-            </w:r>
-            <w:r>
-              <w:rPr>
-                <w:rFonts w:ascii="Georgia" w:hAnsi="Georgia"/>
-              </w:rPr>
-              <w:t xml:space="preserve"> </w:t>
-            </w:r>
-            <w:r>
-              <w:rPr>
-                <w:rFonts w:ascii="Georgia" w:hAnsi="Georgia"/>
-              </w:rPr>
-              <w:tab/>
-            </w:r>
-            <w:r>
-              <w:tab/>
-            </w:r>
-            <w:r>
-              <w:tab/>
-            </w:r>
-            <w:r>
-              <w:tab/>
-            </w:r>
-            <w:r>
-              <w:tab/>
-            </w:r>
-            <w:r>
-              <w:tab/>
-            </w:r>
-            <w:r>
-              <w:tab/>
-            </w:r>
-            <w:r>
-              <w:tab/>
-            </w:r>
-            <w:r>
-              <w:tab/>
-            </w:r>
-            <w:r>
-              <w:tab/>
-            </w:r>
-            <w:r>
-              <w:tab/>
-            </w:r>
-            <w:r>
-              <w:rPr>
-                <w:rFonts w:ascii="Georgia" w:hAnsi="Georgia"/>
-              </w:rPr>
-              <w:t>2020</w:t>
-            </w:r>
-          </w:p>
-          <w:p>
-            <w:pPr>
-              <w:rPr>
-                <w:rFonts w:ascii="Georgia" w:hAnsi="Georgia"/>
-                <w:i/>
-                <w:iCs/>
-              </w:rPr>
-            </w:pPr>
-            <w:r>
-              <w:rPr>
-                <w:rFonts w:ascii="Georgia" w:hAnsi="Georgia"/>
-                <w:i/>
-                <w:iCs/>
-              </w:rPr>
-              <w:t>North Carolina State University</w:t>
-            </w:r>
-          </w:p>
-          <w:p>
-            <w:pPr>
-              <w:rPr>
-                <w:rFonts w:ascii="Georgia" w:hAnsi="Georgia"/>
-              </w:rPr>
-            </w:pPr>
-            <w:r>
-              <w:rPr>
-                <w:rFonts w:ascii="Georgia" w:hAnsi="Georgia"/>
-                <w:i/>
-                <w:iCs/>
-              </w:rPr>
-              <w:t>Bayesian Transfer Learning Methods with Uncertainty Quantification</w:t>
-            </w:r>
-            <w:r>
-              <w:rPr>
-                <w:rFonts w:ascii="Georgia" w:hAnsi="Georgia"/>
-                <w:i/>
-                <w:iCs/>
-              </w:rPr>
-              <w:t xml:space="preserve"> for Biomedical Applications</w:t>
-            </w:r>
-          </w:p>
-          <w:p>
-            <w:pPr>
-              <w:rPr>
-                <w:rFonts w:ascii="Georgia" w:hAnsi="Georgia"/>
-                <w:i/>
-                <w:iCs/>
-              </w:rPr>
-            </w:pPr>
-          </w:p>
-        </w:tc>
-      </w:tr>
-      <w:tr>
-        <w:tc>
-          <w:tcPr>
-            <w:tcW w:w="10458" w:type="dxa"/>
-            <w:gridSpan w:val="2"/>
-          </w:tcPr>
-          <w:p>
-            <w:pPr>
-              <w:rPr>
-                <w:rFonts w:ascii="Georgia" w:hAnsi="Georgia"/>
-              </w:rPr>
-            </w:pPr>
-            <w:r>
-              <w:rPr>
-                <w:rFonts w:ascii="Georgia" w:hAnsi="Georgia"/>
-                <w:b/>
-                <w:bCs/>
-              </w:rPr>
-              <w:t>B.S. Computer Science; B.S. Physics; B.A. Mathematics</w:t>
-            </w:r>
-            <w:r>
-              <w:rPr>
-                <w:rFonts w:ascii="Georgia" w:hAnsi="Georgia"/>
-              </w:rPr>
-              <w:t xml:space="preserve"> </w:t>
-            </w:r>
-            <w:r>
-              <w:rPr>
-                <w:rFonts w:ascii="Georgia" w:hAnsi="Georgia"/>
-              </w:rPr>
-              <w:tab/>
-            </w:r>
-            <w:r>
-              <w:tab/>
-            </w:r>
-            <w:r>
-              <w:tab/>
-            </w:r>
-            <w:r>
-              <w:tab/>
-            </w:r>
-            <w:r>
-              <w:rPr>
-                <w:rFonts w:ascii="Georgia" w:hAnsi="Georgia"/>
-              </w:rPr>
-              <w:tab/>
-            </w:r>
-            <w:r>
-              <w:rPr>
-                <w:rFonts w:ascii="Georgia" w:hAnsi="Georgia"/>
-              </w:rPr>
-              <w:t>2018</w:t>
-            </w:r>
-          </w:p>
-          <w:p>
-            <w:pPr>
-              <w:rPr>
-                <w:rFonts w:ascii="Georgia" w:hAnsi="Georgia"/>
-                <w:i/>
-                <w:iCs/>
-              </w:rPr>
-            </w:pPr>
-            <w:r>
-              <w:rPr>
-                <w:rFonts w:ascii="Georgia" w:hAnsi="Georgia"/>
-                <w:i/>
-                <w:iCs/>
-              </w:rPr>
-              <w:t>Winona State University</w:t>
-            </w:r>
-          </w:p>
-          <w:p>
-            <w:pPr>
-              <w:rPr>
-                <w:rFonts w:ascii="Georgia" w:hAnsi="Georgia"/>
-                <w:i/>
-                <w:iCs/>
-              </w:rPr>
-            </w:pPr>
-            <w:r>
-              <w:rPr>
-                <w:rFonts w:ascii="Georgia" w:hAnsi="Georgia"/>
-                <w:i/>
-                <w:iCs/>
-              </w:rPr>
-              <w:t>Minors: Statistics, Data Science</w:t>
-            </w:r>
-          </w:p>
           <w:p>
             <w:pPr>
               <w:rPr>
@@ -523,7 +209,7 @@
                   <w:tcBorders>
                     <w:top w:val="nil"/>
                     <w:left w:val="nil"/>
-                    <w:bottom w:val="single" w:sz="12" w:space="0" w:color="ED7D31" w:themeColor="accent2"/>
+                    <w:bottom w:val="single" w:sz="12" w:space="0" w:color="C45911" w:themeColor="accent2" w:themeShade="BF"/>
                     <w:right w:val="nil"/>
                   </w:tcBorders>
                 </w:tcPr>
@@ -718,9 +404,6 @@
           <w:tcPr>
             <w:tcW w:w="10458" w:type="dxa"/>
             <w:gridSpan w:val="2"/>
-            <w:tcBorders>
-              <w:bottom w:val="single" w:sz="12" w:space="0" w:color="ED7D31" w:themeColor="accent2"/>
-            </w:tcBorders>
           </w:tcPr>
           <w:p>
             <w:pPr>
@@ -752,6 +435,9 @@
         <w:tc>
           <w:tcPr>
             <w:tcW w:w="10350" w:type="dxa"/>
+            <w:tcBorders>
+              <w:top w:val="single" w:sz="12" w:space="0" w:color="C45911" w:themeColor="accent2" w:themeShade="BF"/>
+            </w:tcBorders>
           </w:tcPr>
           <w:p>
             <w:pPr>
@@ -773,46 +459,72 @@
                 <w:b/>
                 <w:bCs/>
               </w:rPr>
-              <w:t xml:space="preserve"> Researcher</w:t>
-            </w:r>
-            <w:r>
-              <w:rPr>
-                <w:rFonts w:ascii="Georgia" w:hAnsi="Georgia"/>
-              </w:rPr>
               <w:t xml:space="preserve"> </w:t>
             </w:r>
             <w:r>
               <w:rPr>
                 <w:rFonts w:ascii="Georgia" w:hAnsi="Georgia"/>
-              </w:rPr>
-              <w:tab/>
-            </w:r>
-            <w:r>
-              <w:tab/>
-            </w:r>
-            <w:r>
-              <w:tab/>
-            </w:r>
-            <w:r>
-              <w:tab/>
-            </w:r>
-            <w:r>
-              <w:tab/>
-            </w:r>
-            <w:r>
-              <w:tab/>
-            </w:r>
-            <w:r>
-              <w:tab/>
-            </w:r>
-            <w:r>
-              <w:tab/>
-            </w:r>
-            <w:r>
-              <w:rPr>
-                <w:rFonts w:ascii="Georgia" w:hAnsi="Georgia"/>
-              </w:rPr>
-              <w:t>2019 - present</w:t>
+                <w:b/>
+                <w:bCs/>
+              </w:rPr>
+              <w:t>Engineer</w:t>
+            </w:r>
+            <w:r>
+              <w:rPr>
+                <w:rFonts w:ascii="Georgia" w:hAnsi="Georgia"/>
+              </w:rPr>
+              <w:t xml:space="preserve"> </w:t>
+            </w:r>
+            <w:r>
+              <w:rPr>
+                <w:rFonts w:ascii="Georgia" w:hAnsi="Georgia"/>
+              </w:rPr>
+              <w:tab/>
+            </w:r>
+            <w:r>
+              <w:tab/>
+            </w:r>
+            <w:r>
+              <w:tab/>
+            </w:r>
+            <w:r>
+              <w:tab/>
+            </w:r>
+            <w:r>
+              <w:tab/>
+            </w:r>
+            <w:r>
+              <w:tab/>
+            </w:r>
+            <w:r>
+              <w:tab/>
+            </w:r>
+            <w:r>
+              <w:tab/>
+            </w:r>
+            <w:r>
+              <w:rPr>
+                <w:rFonts w:ascii="Georgia" w:hAnsi="Georgia"/>
+              </w:rPr>
+              <w:t>20</w:t>
+            </w:r>
+            <w:r>
+              <w:rPr>
+                <w:rFonts w:ascii="Georgia" w:hAnsi="Georgia"/>
+              </w:rPr>
+              <w:t>24</w:t>
+            </w:r>
+            <w:r>
+              <w:rPr>
+                <w:rFonts w:ascii="Georgia" w:hAnsi="Georgia"/>
+              </w:rPr>
+              <w:t xml:space="preserve"> - </w:t>
+            </w:r>
+            <w:r>
+              <w:rPr>
+                <w:rFonts w:ascii="Georgia" w:hAnsi="Georgia"/>
+              </w:rPr>
+              <w:t>present</w:t>
             </w:r>
           </w:p>
           <w:p>
@@ -829,7 +541,7 @@
                 <w:i/>
                 <w:iCs/>
               </w:rPr>
-              <w:t>Duke Clinical Research Institute</w:t>
+              <w:t>Optum</w:t>
             </w:r>
           </w:p>
           <w:p>
@@ -839,15 +551,16 @@
                 <w:ilvl w:val="0"/>
                 <w:numId w:val="1"/>
               </w:numPr>
-              <w:rPr>
-                <w:rFonts w:ascii="Georgia" w:hAnsi="Georgia"/>
-              </w:rPr>
-            </w:pPr>
-            <w:r>
-              <w:rPr>
-                <w:rFonts w:ascii="Georgia" w:hAnsi="Georgia"/>
-              </w:rPr>
-              <w:t>The applied focus of this work has been to improve stroke risk prediction. Using a combination of multiple studies, we were able to successfully improve stroke diagnosis, especially in underrepresented minorities. The goal of this work is to improve patient care and equity.</w:t>
+              <w:spacing w:after="160" w:line="259" w:lineRule="auto"/>
+              <w:rPr>
+                <w:rFonts w:ascii="Georgia" w:hAnsi="Georgia"/>
+              </w:rPr>
+            </w:pPr>
+            <w:r>
+              <w:rPr>
+                <w:rFonts w:ascii="Georgia" w:hAnsi="Georgia"/>
+              </w:rPr>
+              <w:t>Use a combination of traditional machine learning methods and LLMs to develop an end-to-end automated auditing pipeline with more accurate results than human auditing.</w:t>
             </w:r>
           </w:p>
           <w:p>
@@ -857,75 +570,16 @@
                 <w:ilvl w:val="0"/>
                 <w:numId w:val="1"/>
               </w:numPr>
-              <w:rPr>
-                <w:rFonts w:ascii="Georgia" w:hAnsi="Georgia"/>
-              </w:rPr>
-            </w:pPr>
-            <w:r>
-              <w:rPr>
-                <w:rFonts w:ascii="Georgia" w:hAnsi="Georgia"/>
-              </w:rPr>
-              <w:t xml:space="preserve">Lead development </w:t>
-            </w:r>
-            <w:r>
-              <w:rPr>
-                <w:rFonts w:ascii="Georgia" w:hAnsi="Georgia"/>
-              </w:rPr>
-              <w:t xml:space="preserve">and publication </w:t>
-            </w:r>
-            <w:r>
-              <w:rPr>
-                <w:rFonts w:ascii="Georgia" w:hAnsi="Georgia"/>
-              </w:rPr>
-              <w:t xml:space="preserve">of a flexible </w:t>
-            </w:r>
-            <w:r>
-              <w:rPr>
-                <w:rFonts w:ascii="Georgia" w:hAnsi="Georgia"/>
-              </w:rPr>
-              <w:t>machine learning</w:t>
-            </w:r>
-            <w:r>
-              <w:rPr>
-                <w:rFonts w:ascii="Georgia" w:hAnsi="Georgia"/>
-              </w:rPr>
-              <w:t xml:space="preserve"> method </w:t>
-            </w:r>
-            <w:r>
-              <w:rPr>
-                <w:rFonts w:ascii="Georgia" w:hAnsi="Georgia"/>
-              </w:rPr>
-              <w:t>improving</w:t>
-            </w:r>
-            <w:r>
-              <w:rPr>
-                <w:rFonts w:ascii="Georgia" w:hAnsi="Georgia"/>
-              </w:rPr>
-              <w:t xml:space="preserve"> predictive performance and interpretability of time-to-event outcomes (see publication</w:t>
-            </w:r>
-            <w:r>
-              <w:rPr>
-                <w:rFonts w:ascii="Georgia" w:hAnsi="Georgia"/>
-              </w:rPr>
-              <w:t>s</w:t>
-            </w:r>
-            <w:r>
-              <w:rPr>
-                <w:rFonts w:ascii="Georgia" w:hAnsi="Georgia"/>
-              </w:rPr>
-              <w:t xml:space="preserve"> 2</w:t>
-            </w:r>
-            <w:r>
-              <w:rPr>
-                <w:rFonts w:ascii="Georgia" w:hAnsi="Georgia"/>
-              </w:rPr>
-              <w:t xml:space="preserve"> and 5</w:t>
-            </w:r>
-            <w:r>
-              <w:rPr>
-                <w:rFonts w:ascii="Georgia" w:hAnsi="Georgia"/>
-              </w:rPr>
-              <w:t>).</w:t>
+              <w:spacing w:after="160" w:line="259" w:lineRule="auto"/>
+              <w:rPr>
+                <w:rFonts w:ascii="Georgia" w:hAnsi="Georgia"/>
+              </w:rPr>
+            </w:pPr>
+            <w:r>
+              <w:rPr>
+                <w:rFonts w:ascii="Georgia" w:hAnsi="Georgia"/>
+              </w:rPr>
+              <w:t>Practice modular design to minimize coding time across different disease diagnoses.</w:t>
             </w:r>
           </w:p>
           <w:p>
@@ -935,142 +589,16 @@
                 <w:ilvl w:val="0"/>
                 <w:numId w:val="1"/>
               </w:numPr>
-              <w:rPr>
-                <w:rFonts w:ascii="Georgia" w:hAnsi="Georgia"/>
-              </w:rPr>
-            </w:pPr>
-            <w:r>
-              <w:rPr>
-                <w:rFonts w:ascii="Georgia" w:hAnsi="Georgia"/>
-              </w:rPr>
-              <w:t>Develop</w:t>
-            </w:r>
-            <w:r>
-              <w:rPr>
-                <w:rFonts w:ascii="Georgia" w:hAnsi="Georgia"/>
-              </w:rPr>
-              <w:t xml:space="preserve"> </w:t>
-            </w:r>
-            <w:r>
-              <w:rPr>
-                <w:rFonts w:ascii="Georgia" w:hAnsi="Georgia"/>
-              </w:rPr>
-              <w:t>novel transfer learning methods address</w:t>
-            </w:r>
-            <w:r>
-              <w:rPr>
-                <w:rFonts w:ascii="Georgia" w:hAnsi="Georgia"/>
-              </w:rPr>
-              <w:t>ing</w:t>
-            </w:r>
-            <w:r>
-              <w:rPr>
-                <w:rFonts w:ascii="Georgia" w:hAnsi="Georgia"/>
-              </w:rPr>
-              <w:t xml:space="preserve"> demographic bias in predictive modeling</w:t>
-            </w:r>
-            <w:r>
-              <w:rPr>
-                <w:rFonts w:ascii="Georgia" w:hAnsi="Georgia"/>
-              </w:rPr>
-              <w:t xml:space="preserve"> (see publication 1)</w:t>
-            </w:r>
-            <w:r>
-              <w:rPr>
-                <w:rFonts w:ascii="Georgia" w:hAnsi="Georgia"/>
-              </w:rPr>
-              <w:t>.</w:t>
-            </w:r>
-            <w:r>
-              <w:rPr>
-                <w:rFonts w:ascii="Georgia" w:hAnsi="Georgia"/>
-              </w:rPr>
-              <w:t xml:space="preserve"> </w:t>
-            </w:r>
-          </w:p>
-          <w:p>
-            <w:pPr>
-              <w:pStyle w:val="ListParagraph"/>
-              <w:rPr>
-                <w:rFonts w:ascii="Georgia" w:hAnsi="Georgia"/>
-              </w:rPr>
-            </w:pPr>
-          </w:p>
-        </w:tc>
-      </w:tr>
-      <w:bookmarkEnd w:id="1"/>
-      <w:tr>
-        <w:tc>
-          <w:tcPr>
-            <w:tcW w:w="10458" w:type="dxa"/>
-            <w:gridSpan w:val="2"/>
-          </w:tcPr>
-          <w:p>
-            <w:pPr>
-              <w:rPr>
-                <w:rFonts w:ascii="Georgia" w:hAnsi="Georgia"/>
-              </w:rPr>
-            </w:pPr>
-            <w:r>
-              <w:rPr>
-                <w:rFonts w:ascii="Georgia" w:hAnsi="Georgia"/>
-                <w:b/>
-                <w:bCs/>
-              </w:rPr>
-              <w:t>Statistics Researcher</w:t>
-            </w:r>
-            <w:r>
-              <w:rPr>
-                <w:rFonts w:ascii="Georgia" w:hAnsi="Georgia"/>
-              </w:rPr>
-              <w:tab/>
-            </w:r>
-            <w:r>
-              <w:tab/>
-            </w:r>
-            <w:r>
-              <w:tab/>
-            </w:r>
-            <w:r>
-              <w:tab/>
-            </w:r>
-            <w:r>
-              <w:tab/>
-            </w:r>
-            <w:r>
-              <w:tab/>
-            </w:r>
-            <w:r>
-              <w:tab/>
-            </w:r>
-            <w:r>
-              <w:tab/>
-            </w:r>
-            <w:r>
-              <w:tab/>
-            </w:r>
-            <w:r>
-              <w:rPr>
-                <w:rFonts w:ascii="Georgia" w:hAnsi="Georgia"/>
-              </w:rPr>
-              <w:t>2019 - present</w:t>
-            </w:r>
-          </w:p>
-          <w:p>
-            <w:pPr>
-              <w:rPr>
-                <w:rFonts w:ascii="Georgia" w:hAnsi="Georgia"/>
-                <w:i/>
-                <w:iCs/>
-              </w:rPr>
-            </w:pPr>
-            <w:r>
-              <w:rPr>
-                <w:rFonts w:ascii="Georgia" w:hAnsi="Georgia"/>
-                <w:i/>
-                <w:iCs/>
-              </w:rPr>
-              <w:t>North Carolina State University</w:t>
+              <w:spacing w:after="160" w:line="259" w:lineRule="auto"/>
+              <w:rPr>
+                <w:rFonts w:ascii="Georgia" w:hAnsi="Georgia"/>
+              </w:rPr>
+            </w:pPr>
+            <w:r>
+              <w:rPr>
+                <w:rFonts w:ascii="Georgia" w:hAnsi="Georgia"/>
+              </w:rPr>
+              <w:t>Design flexible diagnosis modules to handle ambiguous medical specifications.</w:t>
             </w:r>
           </w:p>
           <w:p>
@@ -1078,7 +606,7 @@
               <w:pStyle w:val="ListParagraph"/>
               <w:numPr>
                 <w:ilvl w:val="0"/>
-                <w:numId w:val="2"/>
+                <w:numId w:val="1"/>
               </w:numPr>
               <w:spacing w:after="160" w:line="259" w:lineRule="auto"/>
               <w:rPr>
@@ -1089,7 +617,95 @@
               <w:rPr>
                 <w:rFonts w:ascii="Georgia" w:hAnsi="Georgia"/>
               </w:rPr>
-              <w:t>The applied focus of my work has been to improve patient care by looking at medical data. We have been successfully able to improve predictions of whether patients will go into shock upon being admitted into the ICU and to predict common dental measurements that can be early signs of tooth decay.</w:t>
+              <w:t xml:space="preserve">Create a generalized unit test framework </w:t>
+            </w:r>
+            <w:r>
+              <w:rPr>
+                <w:rFonts w:ascii="Georgia" w:hAnsi="Georgia"/>
+              </w:rPr>
+              <w:t>to decrease debugging time for the team.</w:t>
+            </w:r>
+          </w:p>
+          <w:p>
+            <w:pPr>
+              <w:rPr>
+                <w:rFonts w:ascii="Georgia" w:hAnsi="Georgia"/>
+              </w:rPr>
+            </w:pPr>
+            <w:r>
+              <w:rPr>
+                <w:rFonts w:ascii="Georgia" w:hAnsi="Georgia"/>
+                <w:b/>
+                <w:bCs/>
+              </w:rPr>
+              <w:t>Statistical Scien</w:t>
+            </w:r>
+            <w:r>
+              <w:rPr>
+                <w:rFonts w:ascii="Georgia" w:hAnsi="Georgia"/>
+                <w:b/>
+                <w:bCs/>
+              </w:rPr>
+              <w:t>tist</w:t>
+            </w:r>
+            <w:r>
+              <w:rPr>
+                <w:rFonts w:ascii="Georgia" w:hAnsi="Georgia"/>
+              </w:rPr>
+              <w:t xml:space="preserve"> </w:t>
+            </w:r>
+            <w:r>
+              <w:rPr>
+                <w:rFonts w:ascii="Georgia" w:hAnsi="Georgia"/>
+              </w:rPr>
+              <w:tab/>
+            </w:r>
+            <w:r>
+              <w:tab/>
+            </w:r>
+            <w:r>
+              <w:tab/>
+            </w:r>
+            <w:r>
+              <w:tab/>
+            </w:r>
+            <w:r>
+              <w:tab/>
+            </w:r>
+            <w:r>
+              <w:tab/>
+            </w:r>
+            <w:r>
+              <w:tab/>
+            </w:r>
+            <w:r>
+              <w:tab/>
+            </w:r>
+            <w:r>
+              <w:tab/>
+            </w:r>
+            <w:r>
+              <w:rPr>
+                <w:rFonts w:ascii="Georgia" w:hAnsi="Georgia"/>
+              </w:rPr>
+              <w:t>2020 - 2024</w:t>
+            </w:r>
+          </w:p>
+          <w:p>
+            <w:pPr>
+              <w:rPr>
+                <w:rFonts w:ascii="Georgia" w:hAnsi="Georgia"/>
+                <w:i/>
+                <w:iCs/>
+              </w:rPr>
+            </w:pPr>
+            <w:r>
+              <w:rPr>
+                <w:rFonts w:ascii="Georgia" w:hAnsi="Georgia"/>
+                <w:i/>
+                <w:iCs/>
+              </w:rPr>
+              <w:t>Sandia National Laboratories</w:t>
             </w:r>
           </w:p>
           <w:p>
@@ -1097,7 +713,7 @@
               <w:pStyle w:val="ListParagraph"/>
               <w:numPr>
                 <w:ilvl w:val="0"/>
-                <w:numId w:val="2"/>
+                <w:numId w:val="1"/>
               </w:numPr>
               <w:spacing w:after="160" w:line="259" w:lineRule="auto"/>
               <w:rPr>
@@ -1108,61 +724,31 @@
               <w:rPr>
                 <w:rFonts w:ascii="Georgia" w:hAnsi="Georgia"/>
               </w:rPr>
-              <w:t>Create a source free Bayesian transfer learning method improv</w:t>
-            </w:r>
-            <w:r>
-              <w:rPr>
-                <w:rFonts w:ascii="Georgia" w:hAnsi="Georgia"/>
-              </w:rPr>
-              <w:t xml:space="preserve">ing </w:t>
-            </w:r>
-            <w:r>
-              <w:rPr>
-                <w:rFonts w:ascii="Georgia" w:hAnsi="Georgia"/>
-              </w:rPr>
-              <w:t xml:space="preserve">predictive performance </w:t>
-            </w:r>
-            <w:r>
-              <w:rPr>
-                <w:rFonts w:ascii="Georgia" w:hAnsi="Georgia"/>
-              </w:rPr>
-              <w:t xml:space="preserve">with </w:t>
-            </w:r>
-            <w:r>
-              <w:rPr>
-                <w:rFonts w:ascii="Georgia" w:hAnsi="Georgia"/>
-              </w:rPr>
-              <w:t>uncertainty quantification</w:t>
-            </w:r>
-            <w:r>
-              <w:rPr>
-                <w:rFonts w:ascii="Georgia" w:hAnsi="Georgia"/>
-              </w:rPr>
-              <w:t xml:space="preserve"> (see publication</w:t>
-            </w:r>
-            <w:r>
-              <w:rPr>
-                <w:rFonts w:ascii="Georgia" w:hAnsi="Georgia"/>
-              </w:rPr>
-              <w:t>s</w:t>
-            </w:r>
-            <w:r>
-              <w:rPr>
-                <w:rFonts w:ascii="Georgia" w:hAnsi="Georgia"/>
-              </w:rPr>
-              <w:t xml:space="preserve"> 3</w:t>
-            </w:r>
-            <w:r>
-              <w:rPr>
-                <w:rFonts w:ascii="Georgia" w:hAnsi="Georgia"/>
-              </w:rPr>
-              <w:t xml:space="preserve"> and 4</w:t>
-            </w:r>
-            <w:r>
-              <w:rPr>
-                <w:rFonts w:ascii="Georgia" w:hAnsi="Georgia"/>
-              </w:rPr>
-              <w:t>).</w:t>
+              <w:t xml:space="preserve">Solved problems involving </w:t>
+            </w:r>
+            <w:r>
+              <w:rPr>
+                <w:rFonts w:ascii="Georgia" w:hAnsi="Georgia"/>
+              </w:rPr>
+              <w:t>combining</w:t>
+            </w:r>
+            <w:r>
+              <w:rPr>
+                <w:rFonts w:ascii="Georgia" w:hAnsi="Georgia"/>
+              </w:rPr>
+              <w:t xml:space="preserve"> multiple remote sensing data sets, physics based statistical modeling, and </w:t>
+            </w:r>
+            <w:r>
+              <w:rPr>
+                <w:rFonts w:ascii="Georgia" w:hAnsi="Georgia"/>
+              </w:rPr>
+              <w:t>computer vision</w:t>
+            </w:r>
+            <w:r>
+              <w:rPr>
+                <w:rFonts w:ascii="Georgia" w:hAnsi="Georgia"/>
+              </w:rPr>
+              <w:t>.</w:t>
             </w:r>
           </w:p>
           <w:p>
@@ -1170,7 +756,7 @@
               <w:pStyle w:val="ListParagraph"/>
               <w:numPr>
                 <w:ilvl w:val="0"/>
-                <w:numId w:val="2"/>
+                <w:numId w:val="1"/>
               </w:numPr>
               <w:spacing w:after="160" w:line="259" w:lineRule="auto"/>
               <w:rPr>
@@ -1181,313 +767,7 @@
               <w:rPr>
                 <w:rFonts w:ascii="Georgia" w:hAnsi="Georgia"/>
               </w:rPr>
-              <w:t>Implement state</w:t>
-            </w:r>
-            <w:r>
-              <w:rPr>
-                <w:rFonts w:ascii="Georgia" w:hAnsi="Georgia"/>
-              </w:rPr>
-              <w:t>-</w:t>
-            </w:r>
-            <w:r>
-              <w:rPr>
-                <w:rFonts w:ascii="Georgia" w:hAnsi="Georgia"/>
-              </w:rPr>
-              <w:t>of</w:t>
-            </w:r>
-            <w:r>
-              <w:rPr>
-                <w:rFonts w:ascii="Georgia" w:hAnsi="Georgia"/>
-              </w:rPr>
-              <w:t>-</w:t>
-            </w:r>
-            <w:r>
-              <w:rPr>
-                <w:rFonts w:ascii="Georgia" w:hAnsi="Georgia"/>
-              </w:rPr>
-              <w:t>the</w:t>
-            </w:r>
-            <w:r>
-              <w:rPr>
-                <w:rFonts w:ascii="Georgia" w:hAnsi="Georgia"/>
-              </w:rPr>
-              <w:t>-</w:t>
-            </w:r>
-            <w:r>
-              <w:rPr>
-                <w:rFonts w:ascii="Georgia" w:hAnsi="Georgia"/>
-              </w:rPr>
-              <w:t>art transfer learning methods in Python, R, and Julia.</w:t>
-            </w:r>
-          </w:p>
-          <w:p>
-            <w:pPr>
-              <w:pStyle w:val="ListParagraph"/>
-              <w:numPr>
-                <w:ilvl w:val="0"/>
-                <w:numId w:val="2"/>
-              </w:numPr>
-              <w:spacing w:after="160" w:line="259" w:lineRule="auto"/>
-              <w:rPr>
-                <w:rFonts w:ascii="Georgia" w:hAnsi="Georgia"/>
-                <w:b/>
-                <w:bCs/>
-              </w:rPr>
-            </w:pPr>
-            <w:r>
-              <w:rPr>
-                <w:rFonts w:ascii="Georgia" w:hAnsi="Georgia"/>
-              </w:rPr>
-              <w:t xml:space="preserve">Implement </w:t>
-            </w:r>
-            <w:r>
-              <w:rPr>
-                <w:rFonts w:ascii="Georgia" w:hAnsi="Georgia"/>
-              </w:rPr>
-              <w:t>Generative AI</w:t>
-            </w:r>
-            <w:r>
-              <w:rPr>
-                <w:rFonts w:ascii="Georgia" w:hAnsi="Georgia"/>
-              </w:rPr>
-              <w:t xml:space="preserve"> models </w:t>
-            </w:r>
-            <w:r>
-              <w:rPr>
-                <w:rFonts w:ascii="Georgia" w:hAnsi="Georgia"/>
-              </w:rPr>
-              <w:t xml:space="preserve">to compare </w:t>
-            </w:r>
-            <w:r>
-              <w:rPr>
-                <w:rFonts w:ascii="Georgia" w:hAnsi="Georgia"/>
-              </w:rPr>
-              <w:t xml:space="preserve">method performance (see publication </w:t>
-            </w:r>
-            <w:r>
-              <w:rPr>
-                <w:rFonts w:ascii="Georgia" w:hAnsi="Georgia"/>
-              </w:rPr>
-              <w:t>6</w:t>
-            </w:r>
-            <w:r>
-              <w:rPr>
-                <w:rFonts w:ascii="Georgia" w:hAnsi="Georgia"/>
-              </w:rPr>
-              <w:t>)</w:t>
-            </w:r>
-            <w:r>
-              <w:rPr>
-                <w:rFonts w:ascii="Georgia" w:hAnsi="Georgia"/>
-              </w:rPr>
-              <w:t>.</w:t>
-            </w:r>
-          </w:p>
-          <w:p>
-            <w:pPr>
-              <w:pStyle w:val="ListParagraph"/>
-              <w:numPr>
-                <w:ilvl w:val="0"/>
-                <w:numId w:val="2"/>
-              </w:numPr>
-              <w:spacing w:after="160" w:line="259" w:lineRule="auto"/>
-              <w:rPr>
-                <w:rFonts w:ascii="Georgia" w:hAnsi="Georgia"/>
-                <w:b/>
-                <w:bCs/>
-              </w:rPr>
-            </w:pPr>
-            <w:r>
-              <w:rPr>
-                <w:rFonts w:ascii="Georgia" w:hAnsi="Georgia"/>
-              </w:rPr>
-              <w:t xml:space="preserve">Present work </w:t>
-            </w:r>
-            <w:r>
-              <w:rPr>
-                <w:rFonts w:ascii="Georgia" w:hAnsi="Georgia"/>
-              </w:rPr>
-              <w:t>at conferences and events to diverse audiences</w:t>
-            </w:r>
-            <w:r>
-              <w:rPr>
-                <w:rFonts w:ascii="Georgia" w:hAnsi="Georgia"/>
-              </w:rPr>
-              <w:t>.</w:t>
-            </w:r>
-          </w:p>
-          <w:p>
-            <w:pPr>
-              <w:rPr>
-                <w:rFonts w:ascii="Georgia" w:hAnsi="Georgia"/>
-              </w:rPr>
-            </w:pPr>
-            <w:r>
-              <w:rPr>
-                <w:rFonts w:ascii="Georgia" w:hAnsi="Georgia"/>
-                <w:b/>
-                <w:bCs/>
-              </w:rPr>
-              <w:t>Statistical Scien</w:t>
-            </w:r>
-            <w:r>
-              <w:rPr>
-                <w:rFonts w:ascii="Georgia" w:hAnsi="Georgia"/>
-                <w:b/>
-                <w:bCs/>
-              </w:rPr>
-              <w:t>tist</w:t>
-            </w:r>
-            <w:r>
-              <w:rPr>
-                <w:rFonts w:ascii="Georgia" w:hAnsi="Georgia"/>
-              </w:rPr>
-              <w:t xml:space="preserve"> </w:t>
-            </w:r>
-            <w:r>
-              <w:rPr>
-                <w:rFonts w:ascii="Georgia" w:hAnsi="Georgia"/>
-              </w:rPr>
-              <w:tab/>
-            </w:r>
-            <w:r>
-              <w:tab/>
-            </w:r>
-            <w:r>
-              <w:tab/>
-            </w:r>
-            <w:r>
-              <w:tab/>
-            </w:r>
-            <w:r>
-              <w:tab/>
-            </w:r>
-            <w:r>
-              <w:tab/>
-            </w:r>
-            <w:r>
-              <w:tab/>
-            </w:r>
-            <w:r>
-              <w:tab/>
-            </w:r>
-            <w:r>
-              <w:tab/>
-            </w:r>
-            <w:r>
-              <w:rPr>
-                <w:rFonts w:ascii="Georgia" w:hAnsi="Georgia"/>
-              </w:rPr>
-              <w:t xml:space="preserve">2020 - </w:t>
-            </w:r>
-            <w:r>
-              <w:rPr>
-                <w:rFonts w:ascii="Georgia" w:hAnsi="Georgia"/>
-              </w:rPr>
-              <w:t>2024</w:t>
-            </w:r>
-          </w:p>
-          <w:p>
-            <w:pPr>
-              <w:rPr>
-                <w:rFonts w:ascii="Georgia" w:hAnsi="Georgia"/>
-                <w:i/>
-                <w:iCs/>
-              </w:rPr>
-            </w:pPr>
-            <w:r>
-              <w:rPr>
-                <w:rFonts w:ascii="Georgia" w:hAnsi="Georgia"/>
-                <w:i/>
-                <w:iCs/>
-              </w:rPr>
-              <w:t>Sandia National Laboratories</w:t>
-            </w:r>
-          </w:p>
-          <w:p>
-            <w:pPr>
-              <w:pStyle w:val="ListParagraph"/>
-              <w:numPr>
-                <w:ilvl w:val="0"/>
-                <w:numId w:val="2"/>
-              </w:numPr>
-              <w:rPr>
-                <w:rFonts w:ascii="Georgia" w:hAnsi="Georgia"/>
-              </w:rPr>
-            </w:pPr>
-            <w:r>
-              <w:rPr>
-                <w:rFonts w:ascii="Georgia" w:hAnsi="Georgia"/>
-              </w:rPr>
-              <w:t xml:space="preserve">Solved problems involving </w:t>
-            </w:r>
-            <w:proofErr w:type="gramStart"/>
-            <w:r>
-              <w:rPr>
-                <w:rFonts w:ascii="Georgia" w:hAnsi="Georgia"/>
-              </w:rPr>
-              <w:t>combing</w:t>
-            </w:r>
-            <w:proofErr w:type="gramEnd"/>
-            <w:r>
-              <w:rPr>
-                <w:rFonts w:ascii="Georgia" w:hAnsi="Georgia"/>
-              </w:rPr>
-              <w:t xml:space="preserve"> multiple remote sensing data sets, physics based statistical modeling, and </w:t>
-            </w:r>
-            <w:r>
-              <w:rPr>
-                <w:rFonts w:ascii="Georgia" w:hAnsi="Georgia"/>
-              </w:rPr>
-              <w:t>computer vision</w:t>
-            </w:r>
-            <w:r>
-              <w:rPr>
-                <w:rFonts w:ascii="Georgia" w:hAnsi="Georgia"/>
-              </w:rPr>
-              <w:t>.</w:t>
-            </w:r>
-          </w:p>
-          <w:p>
-            <w:pPr>
-              <w:pStyle w:val="ListParagraph"/>
-              <w:numPr>
-                <w:ilvl w:val="0"/>
-                <w:numId w:val="2"/>
-              </w:numPr>
-              <w:rPr>
-                <w:rFonts w:ascii="Georgia" w:hAnsi="Georgia"/>
-              </w:rPr>
-            </w:pPr>
-            <w:r>
-              <w:rPr>
-                <w:rFonts w:ascii="Georgia" w:hAnsi="Georgia"/>
-              </w:rPr>
-              <w:t>Optimize</w:t>
-            </w:r>
-            <w:r>
-              <w:rPr>
-                <w:rFonts w:ascii="Georgia" w:hAnsi="Georgia"/>
-              </w:rPr>
-              <w:t>d</w:t>
-            </w:r>
-            <w:r>
-              <w:rPr>
-                <w:rFonts w:ascii="Georgia" w:hAnsi="Georgia"/>
-              </w:rPr>
-              <w:t xml:space="preserve"> statistical computing methods</w:t>
-            </w:r>
-            <w:r>
-              <w:rPr>
-                <w:rFonts w:ascii="Georgia" w:hAnsi="Georgia"/>
-              </w:rPr>
-              <w:t xml:space="preserve">, reducing </w:t>
-            </w:r>
-            <w:r>
-              <w:rPr>
-                <w:rFonts w:ascii="Georgia" w:hAnsi="Georgia"/>
-              </w:rPr>
-              <w:t xml:space="preserve">computational complexity by a factor of </w:t>
+              <w:t xml:space="preserve">Optimized statistical computing methods, reducing computational complexity by a factor of </w:t>
             </w:r>
             <m:oMath>
               <m:r>
@@ -1541,47 +821,18 @@
               <w:pStyle w:val="ListParagraph"/>
               <w:numPr>
                 <w:ilvl w:val="0"/>
-                <w:numId w:val="2"/>
+                <w:numId w:val="1"/>
               </w:numPr>
-              <w:rPr>
-                <w:rFonts w:ascii="Georgia" w:hAnsi="Georgia"/>
-              </w:rPr>
-            </w:pPr>
-            <w:r>
-              <w:rPr>
-                <w:rFonts w:ascii="Georgia" w:hAnsi="Georgia"/>
-              </w:rPr>
-              <w:t>Support</w:t>
-            </w:r>
-            <w:r>
-              <w:rPr>
-                <w:rFonts w:ascii="Georgia" w:hAnsi="Georgia"/>
-              </w:rPr>
-              <w:t>ed</w:t>
-            </w:r>
-            <w:r>
-              <w:rPr>
-                <w:rFonts w:ascii="Georgia" w:hAnsi="Georgia"/>
-              </w:rPr>
-              <w:t xml:space="preserve"> national defense using </w:t>
-            </w:r>
-            <w:r>
-              <w:rPr>
-                <w:rFonts w:ascii="Georgia" w:hAnsi="Georgia"/>
-              </w:rPr>
-              <w:t>RNNs</w:t>
-            </w:r>
-            <w:r>
-              <w:rPr>
-                <w:rFonts w:ascii="Georgia" w:hAnsi="Georgia"/>
-              </w:rPr>
-              <w:t xml:space="preserve"> and deep learning</w:t>
-            </w:r>
-            <w:r>
-              <w:rPr>
-                <w:rFonts w:ascii="Georgia" w:hAnsi="Georgia"/>
-              </w:rPr>
-              <w:t xml:space="preserve"> for signal processing.</w:t>
+              <w:spacing w:after="160" w:line="259" w:lineRule="auto"/>
+              <w:rPr>
+                <w:rFonts w:ascii="Georgia" w:hAnsi="Georgia"/>
+              </w:rPr>
+            </w:pPr>
+            <w:r>
+              <w:rPr>
+                <w:rFonts w:ascii="Georgia" w:hAnsi="Georgia"/>
+              </w:rPr>
+              <w:t>Supported national defense using RNNs and deep learning for signal processing.</w:t>
             </w:r>
           </w:p>
           <w:p>
@@ -1589,8 +840,9 @@
               <w:pStyle w:val="ListParagraph"/>
               <w:numPr>
                 <w:ilvl w:val="0"/>
-                <w:numId w:val="2"/>
+                <w:numId w:val="1"/>
               </w:numPr>
+              <w:spacing w:after="160" w:line="259" w:lineRule="auto"/>
               <w:rPr>
                 <w:rFonts w:ascii="Georgia" w:hAnsi="Georgia"/>
               </w:rPr>
@@ -1602,36 +854,18 @@
               <w:t>Modeled trajectories for engineering applications using functional data analysis.</w:t>
             </w:r>
           </w:p>
-        </w:tc>
-      </w:tr>
-      <w:tr>
-        <w:tc>
-          <w:tcPr>
-            <w:tcW w:w="10458" w:type="dxa"/>
-            <w:gridSpan w:val="2"/>
-          </w:tcPr>
-          <w:p>
-            <w:pPr>
+          <w:p>
+            <w:pPr>
+              <w:rPr>
+                <w:rFonts w:ascii="Georgia" w:hAnsi="Georgia"/>
+              </w:rPr>
+            </w:pPr>
+            <w:r>
               <w:rPr>
                 <w:rFonts w:ascii="Georgia" w:hAnsi="Georgia"/>
                 <w:b/>
                 <w:bCs/>
               </w:rPr>
-            </w:pPr>
-          </w:p>
-          <w:p>
-            <w:pPr>
-              <w:rPr>
-                <w:rFonts w:ascii="Georgia" w:hAnsi="Georgia"/>
-              </w:rPr>
-            </w:pPr>
-            <w:r>
-              <w:rPr>
-                <w:rFonts w:ascii="Georgia" w:hAnsi="Georgia"/>
-                <w:b/>
-                <w:bCs/>
-              </w:rPr>
-              <w:lastRenderedPageBreak/>
               <w:t>Co-Founder</w:t>
             </w:r>
             <w:r>
@@ -1680,13 +914,7 @@
               <w:rPr>
                 <w:rFonts w:ascii="Georgia" w:hAnsi="Georgia"/>
               </w:rPr>
-              <w:t>2020 - 202</w:t>
-            </w:r>
-            <w:r>
-              <w:rPr>
-                <w:rFonts w:ascii="Georgia" w:hAnsi="Georgia"/>
-              </w:rPr>
-              <w:t>3</w:t>
+              <w:t>2020 - 2023</w:t>
             </w:r>
           </w:p>
           <w:p>
@@ -1779,25 +1007,7 @@
               <w:rPr>
                 <w:rFonts w:ascii="Georgia" w:hAnsi="Georgia"/>
               </w:rPr>
-              <w:t>Map</w:t>
-            </w:r>
-            <w:r>
-              <w:rPr>
-                <w:rFonts w:ascii="Georgia" w:hAnsi="Georgia"/>
-              </w:rPr>
-              <w:t>ped</w:t>
-            </w:r>
-            <w:r>
-              <w:rPr>
-                <w:rFonts w:ascii="Georgia" w:hAnsi="Georgia"/>
-              </w:rPr>
-              <w:t xml:space="preserve"> unmet need to allocate donated furniture</w:t>
-            </w:r>
-            <w:r>
-              <w:rPr>
-                <w:rFonts w:ascii="Georgia" w:hAnsi="Georgia"/>
-              </w:rPr>
-              <w:t xml:space="preserve"> </w:t>
+              <w:t xml:space="preserve">Mapped unmet need to allocate donated furniture </w:t>
             </w:r>
             <w:r>
               <w:rPr>
@@ -1809,13 +1019,7 @@
               <w:rPr>
                 <w:rFonts w:ascii="Georgia" w:hAnsi="Georgia"/>
               </w:rPr>
-              <w:t xml:space="preserve">. </w:t>
-            </w:r>
-            <w:r>
-              <w:rPr>
-                <w:rFonts w:ascii="Georgia" w:hAnsi="Georgia"/>
-              </w:rPr>
-              <w:t>[</w:t>
+              <w:t>. [</w:t>
             </w:r>
             <w:hyperlink r:id="rId11" w:history="1">
               <w:r>
@@ -1850,19 +1054,7 @@
               <w:rPr>
                 <w:rFonts w:ascii="Georgia" w:hAnsi="Georgia"/>
               </w:rPr>
-              <w:t>Develop</w:t>
-            </w:r>
-            <w:r>
-              <w:rPr>
-                <w:rFonts w:ascii="Georgia" w:hAnsi="Georgia"/>
-              </w:rPr>
-              <w:t>ed</w:t>
-            </w:r>
-            <w:r>
-              <w:rPr>
-                <w:rFonts w:ascii="Georgia" w:hAnsi="Georgia"/>
-              </w:rPr>
-              <w:t xml:space="preserve"> </w:t>
+              <w:t xml:space="preserve">Developed </w:t>
             </w:r>
             <w:r>
               <w:rPr>
@@ -1902,13 +1094,7 @@
               <w:rPr>
                 <w:rFonts w:ascii="Georgia" w:hAnsi="Georgia"/>
               </w:rPr>
-              <w:t>]</w:t>
-            </w:r>
-            <w:r>
-              <w:rPr>
-                <w:rFonts w:ascii="Georgia" w:hAnsi="Georgia"/>
-              </w:rPr>
-              <w:t xml:space="preserve"> </w:t>
+              <w:t xml:space="preserve">] </w:t>
             </w:r>
           </w:p>
           <w:p>
@@ -1918,6 +1104,7 @@
                 <w:ilvl w:val="0"/>
                 <w:numId w:val="5"/>
               </w:numPr>
+              <w:spacing w:after="160" w:line="259" w:lineRule="auto"/>
               <w:rPr>
                 <w:rFonts w:ascii="Georgia" w:hAnsi="Georgia"/>
               </w:rPr>
@@ -1947,14 +1134,6 @@
           </w:p>
           <w:p>
             <w:pPr>
-              <w:ind w:left="360"/>
-              <w:rPr>
-                <w:rFonts w:ascii="Georgia" w:hAnsi="Georgia"/>
-              </w:rPr>
-            </w:pPr>
-          </w:p>
-          <w:p>
-            <w:pPr>
               <w:rPr>
                 <w:rFonts w:ascii="Georgia" w:hAnsi="Georgia"/>
               </w:rPr>
@@ -1965,7 +1144,15 @@
                 <w:b/>
                 <w:bCs/>
               </w:rPr>
-              <w:t>Tutor</w:t>
+              <w:t>Machine Learning</w:t>
+            </w:r>
+            <w:r>
+              <w:rPr>
+                <w:rFonts w:ascii="Georgia" w:hAnsi="Georgia"/>
+                <w:b/>
+                <w:bCs/>
+              </w:rPr>
+              <w:t xml:space="preserve"> Researcher</w:t>
             </w:r>
             <w:r>
               <w:rPr>
@@ -2001,22 +1188,16 @@
               <w:tab/>
             </w:r>
             <w:r>
-              <w:tab/>
-            </w:r>
-            <w:r>
-              <w:tab/>
-            </w:r>
-            <w:r>
-              <w:tab/>
-            </w:r>
-            <w:r>
-              <w:tab/>
-            </w:r>
-            <w:r>
-              <w:rPr>
-                <w:rFonts w:ascii="Georgia" w:hAnsi="Georgia"/>
-              </w:rPr>
-              <w:t>2016 - 2022</w:t>
+              <w:rPr>
+                <w:rFonts w:ascii="Georgia" w:hAnsi="Georgia"/>
+              </w:rPr>
+              <w:t xml:space="preserve">2019 - </w:t>
+            </w:r>
+            <w:r>
+              <w:rPr>
+                <w:rFonts w:ascii="Georgia" w:hAnsi="Georgia"/>
+              </w:rPr>
+              <w:t>2024</w:t>
             </w:r>
           </w:p>
           <w:p>
@@ -2033,7 +1214,7 @@
                 <w:i/>
                 <w:iCs/>
               </w:rPr>
-              <w:t>Winona State University &amp; North Carolina State University</w:t>
+              <w:t>Duke Clinical Research Institute</w:t>
             </w:r>
           </w:p>
           <w:p>
@@ -2043,28 +1224,15 @@
                 <w:ilvl w:val="0"/>
                 <w:numId w:val="1"/>
               </w:numPr>
-              <w:spacing w:after="160" w:line="259" w:lineRule="auto"/>
-              <w:rPr>
-                <w:rFonts w:ascii="Georgia" w:hAnsi="Georgia"/>
-              </w:rPr>
-            </w:pPr>
-            <w:r>
-              <w:rPr>
-                <w:rFonts w:ascii="Georgia" w:hAnsi="Georgia"/>
-              </w:rPr>
-              <w:t>Tutor</w:t>
-            </w:r>
-            <w:r>
-              <w:rPr>
-                <w:rFonts w:ascii="Georgia" w:hAnsi="Georgia"/>
-              </w:rPr>
-              <w:t>ed</w:t>
-            </w:r>
-            <w:r>
-              <w:rPr>
-                <w:rFonts w:ascii="Georgia" w:hAnsi="Georgia"/>
-              </w:rPr>
-              <w:t xml:space="preserve"> students in computer science, statistics, physics, and mathematics.</w:t>
+              <w:rPr>
+                <w:rFonts w:ascii="Georgia" w:hAnsi="Georgia"/>
+              </w:rPr>
+            </w:pPr>
+            <w:r>
+              <w:rPr>
+                <w:rFonts w:ascii="Georgia" w:hAnsi="Georgia"/>
+              </w:rPr>
+              <w:t>The applied focus of this work has been to improve stroke risk prediction. Using a combination of multiple studies, we were able to successfully improve stroke diagnosis, especially in underrepresented minorities. The goal of this work is to improve patient care and equity.</w:t>
             </w:r>
           </w:p>
           <w:p>
@@ -2074,22 +1242,75 @@
                 <w:ilvl w:val="0"/>
                 <w:numId w:val="1"/>
               </w:numPr>
-              <w:spacing w:after="160" w:line="259" w:lineRule="auto"/>
-              <w:rPr>
-                <w:rFonts w:ascii="Georgia" w:hAnsi="Georgia"/>
-              </w:rPr>
-            </w:pPr>
-            <w:r>
-              <w:rPr>
-                <w:rFonts w:ascii="Georgia" w:hAnsi="Georgia"/>
-              </w:rPr>
-              <w:t xml:space="preserve">Assisted the highest number of </w:t>
-            </w:r>
-            <w:r>
-              <w:rPr>
-                <w:rFonts w:ascii="Georgia" w:hAnsi="Georgia"/>
-              </w:rPr>
-              <w:t>students per year at Winona State University.</w:t>
+              <w:rPr>
+                <w:rFonts w:ascii="Georgia" w:hAnsi="Georgia"/>
+              </w:rPr>
+            </w:pPr>
+            <w:r>
+              <w:rPr>
+                <w:rFonts w:ascii="Georgia" w:hAnsi="Georgia"/>
+              </w:rPr>
+              <w:t xml:space="preserve">Lead development </w:t>
+            </w:r>
+            <w:r>
+              <w:rPr>
+                <w:rFonts w:ascii="Georgia" w:hAnsi="Georgia"/>
+              </w:rPr>
+              <w:t xml:space="preserve">and publication </w:t>
+            </w:r>
+            <w:r>
+              <w:rPr>
+                <w:rFonts w:ascii="Georgia" w:hAnsi="Georgia"/>
+              </w:rPr>
+              <w:t xml:space="preserve">of a flexible </w:t>
+            </w:r>
+            <w:r>
+              <w:rPr>
+                <w:rFonts w:ascii="Georgia" w:hAnsi="Georgia"/>
+              </w:rPr>
+              <w:t>machine learning</w:t>
+            </w:r>
+            <w:r>
+              <w:rPr>
+                <w:rFonts w:ascii="Georgia" w:hAnsi="Georgia"/>
+              </w:rPr>
+              <w:t xml:space="preserve"> method </w:t>
+            </w:r>
+            <w:r>
+              <w:rPr>
+                <w:rFonts w:ascii="Georgia" w:hAnsi="Georgia"/>
+              </w:rPr>
+              <w:t>improving</w:t>
+            </w:r>
+            <w:r>
+              <w:rPr>
+                <w:rFonts w:ascii="Georgia" w:hAnsi="Georgia"/>
+              </w:rPr>
+              <w:t xml:space="preserve"> predictive performance and interpretability of time-to-event outcomes (see publication</w:t>
+            </w:r>
+            <w:r>
+              <w:rPr>
+                <w:rFonts w:ascii="Georgia" w:hAnsi="Georgia"/>
+              </w:rPr>
+              <w:t>s</w:t>
+            </w:r>
+            <w:r>
+              <w:rPr>
+                <w:rFonts w:ascii="Georgia" w:hAnsi="Georgia"/>
+              </w:rPr>
+              <w:t xml:space="preserve"> </w:t>
+            </w:r>
+            <w:r>
+              <w:rPr>
+                <w:rFonts w:ascii="Georgia" w:hAnsi="Georgia"/>
+              </w:rPr>
+              <w:t>2</w:t>
+            </w:r>
+            <w:r>
+              <w:rPr>
+                <w:rFonts w:ascii="Georgia" w:hAnsi="Georgia"/>
+              </w:rPr>
+              <w:t>).</w:t>
             </w:r>
           </w:p>
           <w:p>
@@ -2099,6 +1320,188 @@
                 <w:ilvl w:val="0"/>
                 <w:numId w:val="1"/>
               </w:numPr>
+              <w:rPr>
+                <w:rFonts w:ascii="Georgia" w:hAnsi="Georgia"/>
+              </w:rPr>
+            </w:pPr>
+            <w:r>
+              <w:rPr>
+                <w:rFonts w:ascii="Georgia" w:hAnsi="Georgia"/>
+              </w:rPr>
+              <w:t>Develop</w:t>
+            </w:r>
+            <w:r>
+              <w:rPr>
+                <w:rFonts w:ascii="Georgia" w:hAnsi="Georgia"/>
+              </w:rPr>
+              <w:t xml:space="preserve"> </w:t>
+            </w:r>
+            <w:r>
+              <w:rPr>
+                <w:rFonts w:ascii="Georgia" w:hAnsi="Georgia"/>
+              </w:rPr>
+              <w:t>novel transfer learning methods address</w:t>
+            </w:r>
+            <w:r>
+              <w:rPr>
+                <w:rFonts w:ascii="Georgia" w:hAnsi="Georgia"/>
+              </w:rPr>
+              <w:t>ing</w:t>
+            </w:r>
+            <w:r>
+              <w:rPr>
+                <w:rFonts w:ascii="Georgia" w:hAnsi="Georgia"/>
+              </w:rPr>
+              <w:t xml:space="preserve"> demographic bias in predictive modeling</w:t>
+            </w:r>
+            <w:r>
+              <w:rPr>
+                <w:rFonts w:ascii="Georgia" w:hAnsi="Georgia"/>
+              </w:rPr>
+              <w:t xml:space="preserve"> (see publication </w:t>
+            </w:r>
+            <w:r>
+              <w:rPr>
+                <w:rFonts w:ascii="Georgia" w:hAnsi="Georgia"/>
+              </w:rPr>
+              <w:t>3</w:t>
+            </w:r>
+            <w:r>
+              <w:rPr>
+                <w:rFonts w:ascii="Georgia" w:hAnsi="Georgia"/>
+              </w:rPr>
+              <w:t>)</w:t>
+            </w:r>
+            <w:r>
+              <w:rPr>
+                <w:rFonts w:ascii="Georgia" w:hAnsi="Georgia"/>
+              </w:rPr>
+              <w:t>.</w:t>
+            </w:r>
+            <w:r>
+              <w:rPr>
+                <w:rFonts w:ascii="Georgia" w:hAnsi="Georgia"/>
+              </w:rPr>
+              <w:t xml:space="preserve"> </w:t>
+            </w:r>
+          </w:p>
+          <w:p>
+            <w:pPr>
+              <w:pStyle w:val="ListParagraph"/>
+              <w:rPr>
+                <w:rFonts w:ascii="Georgia" w:hAnsi="Georgia"/>
+              </w:rPr>
+            </w:pPr>
+          </w:p>
+        </w:tc>
+      </w:tr>
+      <w:bookmarkEnd w:id="1"/>
+      <w:tr>
+        <w:tc>
+          <w:tcPr>
+            <w:tcW w:w="10458" w:type="dxa"/>
+            <w:gridSpan w:val="2"/>
+          </w:tcPr>
+          <w:p>
+            <w:pPr>
+              <w:rPr>
+                <w:rFonts w:ascii="Georgia" w:hAnsi="Georgia"/>
+                <w:b/>
+                <w:bCs/>
+              </w:rPr>
+            </w:pPr>
+          </w:p>
+          <w:p>
+            <w:pPr>
+              <w:rPr>
+                <w:rFonts w:ascii="Georgia" w:hAnsi="Georgia"/>
+                <w:b/>
+                <w:bCs/>
+              </w:rPr>
+            </w:pPr>
+          </w:p>
+          <w:p>
+            <w:pPr>
+              <w:rPr>
+                <w:rFonts w:ascii="Georgia" w:hAnsi="Georgia"/>
+              </w:rPr>
+            </w:pPr>
+            <w:r>
+              <w:rPr>
+                <w:rFonts w:ascii="Georgia" w:hAnsi="Georgia"/>
+                <w:b/>
+                <w:bCs/>
+              </w:rPr>
+              <w:lastRenderedPageBreak/>
+              <w:t>Statistics Researcher</w:t>
+            </w:r>
+            <w:r>
+              <w:rPr>
+                <w:rFonts w:ascii="Georgia" w:hAnsi="Georgia"/>
+              </w:rPr>
+              <w:tab/>
+            </w:r>
+            <w:r>
+              <w:tab/>
+            </w:r>
+            <w:r>
+              <w:tab/>
+            </w:r>
+            <w:r>
+              <w:tab/>
+            </w:r>
+            <w:r>
+              <w:tab/>
+            </w:r>
+            <w:r>
+              <w:tab/>
+            </w:r>
+            <w:r>
+              <w:tab/>
+            </w:r>
+            <w:r>
+              <w:tab/>
+            </w:r>
+            <w:r>
+              <w:tab/>
+            </w:r>
+            <w:r>
+              <w:rPr>
+                <w:rFonts w:ascii="Georgia" w:hAnsi="Georgia"/>
+              </w:rPr>
+              <w:t xml:space="preserve">2019 - </w:t>
+            </w:r>
+            <w:r>
+              <w:rPr>
+                <w:rFonts w:ascii="Georgia" w:hAnsi="Georgia"/>
+              </w:rPr>
+              <w:t>2024</w:t>
+            </w:r>
+          </w:p>
+          <w:p>
+            <w:pPr>
+              <w:rPr>
+                <w:rFonts w:ascii="Georgia" w:hAnsi="Georgia"/>
+                <w:i/>
+                <w:iCs/>
+              </w:rPr>
+            </w:pPr>
+            <w:r>
+              <w:rPr>
+                <w:rFonts w:ascii="Georgia" w:hAnsi="Georgia"/>
+                <w:i/>
+                <w:iCs/>
+              </w:rPr>
+              <w:t>North Carolina State University</w:t>
+            </w:r>
+          </w:p>
+          <w:p>
+            <w:pPr>
+              <w:pStyle w:val="ListParagraph"/>
+              <w:numPr>
+                <w:ilvl w:val="0"/>
+                <w:numId w:val="2"/>
+              </w:numPr>
               <w:spacing w:after="160" w:line="259" w:lineRule="auto"/>
               <w:rPr>
                 <w:rFonts w:ascii="Georgia" w:hAnsi="Georgia"/>
@@ -2108,55 +1511,231 @@
               <w:rPr>
                 <w:rFonts w:ascii="Georgia" w:hAnsi="Georgia"/>
               </w:rPr>
-              <w:t>Provided</w:t>
-            </w:r>
-            <w:r>
-              <w:rPr>
-                <w:rFonts w:ascii="Georgia" w:hAnsi="Georgia"/>
-              </w:rPr>
-              <w:t xml:space="preserve"> one-on-one</w:t>
-            </w:r>
-            <w:r>
-              <w:rPr>
-                <w:rFonts w:ascii="Georgia" w:hAnsi="Georgia"/>
-              </w:rPr>
-              <w:t xml:space="preserve"> and</w:t>
-            </w:r>
-            <w:r>
-              <w:rPr>
-                <w:rFonts w:ascii="Georgia" w:hAnsi="Georgia"/>
-              </w:rPr>
-              <w:t xml:space="preserve"> small group</w:t>
-            </w:r>
-            <w:r>
-              <w:rPr>
-                <w:rFonts w:ascii="Georgia" w:hAnsi="Georgia"/>
-              </w:rPr>
-              <w:t xml:space="preserve"> tutoring</w:t>
-            </w:r>
-            <w:r>
-              <w:rPr>
-                <w:rFonts w:ascii="Georgia" w:hAnsi="Georgia"/>
-              </w:rPr>
-              <w:t>, and</w:t>
-            </w:r>
-            <w:r>
-              <w:rPr>
-                <w:rFonts w:ascii="Georgia" w:hAnsi="Georgia"/>
-              </w:rPr>
-              <w:t xml:space="preserve"> classroom</w:t>
-            </w:r>
-            <w:r>
-              <w:rPr>
-                <w:rFonts w:ascii="Georgia" w:hAnsi="Georgia"/>
-              </w:rPr>
-              <w:t xml:space="preserve"> teach</w:t>
-            </w:r>
-            <w:r>
-              <w:rPr>
-                <w:rFonts w:ascii="Georgia" w:hAnsi="Georgia"/>
-              </w:rPr>
-              <w:t>ing</w:t>
+              <w:t>The applied focus of my work has been to improve patient care by looking at medical data. We have been successfully able to improve predictions of whether patients will go into shock upon being admitted into the ICU and to predict common dental measurements that can be early signs of tooth decay.</w:t>
+            </w:r>
+          </w:p>
+          <w:p>
+            <w:pPr>
+              <w:pStyle w:val="ListParagraph"/>
+              <w:numPr>
+                <w:ilvl w:val="0"/>
+                <w:numId w:val="2"/>
+              </w:numPr>
+              <w:spacing w:after="160" w:line="259" w:lineRule="auto"/>
+              <w:rPr>
+                <w:rFonts w:ascii="Georgia" w:hAnsi="Georgia"/>
+              </w:rPr>
+            </w:pPr>
+            <w:r>
+              <w:rPr>
+                <w:rFonts w:ascii="Georgia" w:hAnsi="Georgia"/>
+              </w:rPr>
+              <w:t>Create a source free Bayesian transfer learning method improv</w:t>
+            </w:r>
+            <w:r>
+              <w:rPr>
+                <w:rFonts w:ascii="Georgia" w:hAnsi="Georgia"/>
+              </w:rPr>
+              <w:t xml:space="preserve">ing </w:t>
+            </w:r>
+            <w:r>
+              <w:rPr>
+                <w:rFonts w:ascii="Georgia" w:hAnsi="Georgia"/>
+              </w:rPr>
+              <w:t xml:space="preserve">predictive performance </w:t>
+            </w:r>
+            <w:r>
+              <w:rPr>
+                <w:rFonts w:ascii="Georgia" w:hAnsi="Georgia"/>
+              </w:rPr>
+              <w:t xml:space="preserve">with </w:t>
+            </w:r>
+            <w:r>
+              <w:rPr>
+                <w:rFonts w:ascii="Georgia" w:hAnsi="Georgia"/>
+              </w:rPr>
+              <w:t>uncertainty quantification</w:t>
+            </w:r>
+            <w:r>
+              <w:rPr>
+                <w:rFonts w:ascii="Georgia" w:hAnsi="Georgia"/>
+              </w:rPr>
+              <w:t xml:space="preserve"> (see publication</w:t>
+            </w:r>
+            <w:r>
+              <w:rPr>
+                <w:rFonts w:ascii="Georgia" w:hAnsi="Georgia"/>
+              </w:rPr>
+              <w:t>s</w:t>
+            </w:r>
+            <w:r>
+              <w:rPr>
+                <w:rFonts w:ascii="Georgia" w:hAnsi="Georgia"/>
+              </w:rPr>
+              <w:t xml:space="preserve"> </w:t>
+            </w:r>
+            <w:r>
+              <w:rPr>
+                <w:rFonts w:ascii="Georgia" w:hAnsi="Georgia"/>
+              </w:rPr>
+              <w:t>1</w:t>
+            </w:r>
+            <w:r>
+              <w:rPr>
+                <w:rFonts w:ascii="Georgia" w:hAnsi="Georgia"/>
+              </w:rPr>
+              <w:t xml:space="preserve"> and 4</w:t>
+            </w:r>
+            <w:r>
+              <w:rPr>
+                <w:rFonts w:ascii="Georgia" w:hAnsi="Georgia"/>
+              </w:rPr>
+              <w:t>).</w:t>
+            </w:r>
+          </w:p>
+          <w:p>
+            <w:pPr>
+              <w:pStyle w:val="ListParagraph"/>
+              <w:numPr>
+                <w:ilvl w:val="0"/>
+                <w:numId w:val="2"/>
+              </w:numPr>
+              <w:spacing w:after="160" w:line="259" w:lineRule="auto"/>
+              <w:rPr>
+                <w:rFonts w:ascii="Georgia" w:hAnsi="Georgia"/>
+              </w:rPr>
+            </w:pPr>
+            <w:r>
+              <w:rPr>
+                <w:rFonts w:ascii="Georgia" w:hAnsi="Georgia"/>
+              </w:rPr>
+              <w:t>Implement state</w:t>
+            </w:r>
+            <w:r>
+              <w:rPr>
+                <w:rFonts w:ascii="Georgia" w:hAnsi="Georgia"/>
+              </w:rPr>
+              <w:t>-</w:t>
+            </w:r>
+            <w:r>
+              <w:rPr>
+                <w:rFonts w:ascii="Georgia" w:hAnsi="Georgia"/>
+              </w:rPr>
+              <w:t>of</w:t>
+            </w:r>
+            <w:r>
+              <w:rPr>
+                <w:rFonts w:ascii="Georgia" w:hAnsi="Georgia"/>
+              </w:rPr>
+              <w:t>-</w:t>
+            </w:r>
+            <w:r>
+              <w:rPr>
+                <w:rFonts w:ascii="Georgia" w:hAnsi="Georgia"/>
+              </w:rPr>
+              <w:t>the</w:t>
+            </w:r>
+            <w:r>
+              <w:rPr>
+                <w:rFonts w:ascii="Georgia" w:hAnsi="Georgia"/>
+              </w:rPr>
+              <w:t>-</w:t>
+            </w:r>
+            <w:r>
+              <w:rPr>
+                <w:rFonts w:ascii="Georgia" w:hAnsi="Georgia"/>
+              </w:rPr>
+              <w:t>art transfer learning methods in Python, R, and Julia.</w:t>
+            </w:r>
+          </w:p>
+          <w:p>
+            <w:pPr>
+              <w:pStyle w:val="ListParagraph"/>
+              <w:numPr>
+                <w:ilvl w:val="0"/>
+                <w:numId w:val="2"/>
+              </w:numPr>
+              <w:spacing w:after="160" w:line="259" w:lineRule="auto"/>
+              <w:rPr>
+                <w:rFonts w:ascii="Georgia" w:hAnsi="Georgia"/>
+                <w:b/>
+                <w:bCs/>
+              </w:rPr>
+            </w:pPr>
+            <w:r>
+              <w:rPr>
+                <w:rFonts w:ascii="Georgia" w:hAnsi="Georgia"/>
+              </w:rPr>
+              <w:t xml:space="preserve">Implement </w:t>
+            </w:r>
+            <w:r>
+              <w:rPr>
+                <w:rFonts w:ascii="Georgia" w:hAnsi="Georgia"/>
+              </w:rPr>
+              <w:t>Generative AI</w:t>
+            </w:r>
+            <w:r>
+              <w:rPr>
+                <w:rFonts w:ascii="Georgia" w:hAnsi="Georgia"/>
+              </w:rPr>
+              <w:t xml:space="preserve"> models </w:t>
+            </w:r>
+            <w:r>
+              <w:rPr>
+                <w:rFonts w:ascii="Georgia" w:hAnsi="Georgia"/>
+              </w:rPr>
+              <w:t xml:space="preserve">to compare </w:t>
+            </w:r>
+            <w:r>
+              <w:rPr>
+                <w:rFonts w:ascii="Georgia" w:hAnsi="Georgia"/>
+              </w:rPr>
+              <w:t xml:space="preserve">method performance (see publication </w:t>
+            </w:r>
+            <w:r>
+              <w:rPr>
+                <w:rFonts w:ascii="Georgia" w:hAnsi="Georgia"/>
+              </w:rPr>
+              <w:t>6</w:t>
+            </w:r>
+            <w:r>
+              <w:rPr>
+                <w:rFonts w:ascii="Georgia" w:hAnsi="Georgia"/>
+              </w:rPr>
+              <w:t>)</w:t>
+            </w:r>
+            <w:r>
+              <w:rPr>
+                <w:rFonts w:ascii="Georgia" w:hAnsi="Georgia"/>
+              </w:rPr>
+              <w:t>.</w:t>
+            </w:r>
+          </w:p>
+          <w:p>
+            <w:pPr>
+              <w:pStyle w:val="ListParagraph"/>
+              <w:numPr>
+                <w:ilvl w:val="0"/>
+                <w:numId w:val="2"/>
+              </w:numPr>
+              <w:spacing w:after="160" w:line="259" w:lineRule="auto"/>
+              <w:rPr>
+                <w:rFonts w:ascii="Georgia" w:hAnsi="Georgia"/>
+                <w:b/>
+                <w:bCs/>
+              </w:rPr>
+            </w:pPr>
+            <w:r>
+              <w:rPr>
+                <w:rFonts w:ascii="Georgia" w:hAnsi="Georgia"/>
+              </w:rPr>
+              <w:t xml:space="preserve">Present work </w:t>
+            </w:r>
+            <w:r>
+              <w:rPr>
+                <w:rFonts w:ascii="Georgia" w:hAnsi="Georgia"/>
+              </w:rPr>
+              <w:t>at conferences and events to diverse audiences</w:t>
             </w:r>
             <w:r>
               <w:rPr>
@@ -2186,7 +1765,7 @@
                 <w:bCs/>
               </w:rPr>
               <w:lastRenderedPageBreak/>
-              <w:t>Genomic Systems Programmer Analyst</w:t>
+              <w:t>Tutor</w:t>
             </w:r>
             <w:r>
               <w:rPr>
@@ -2216,10 +1795,28 @@
               <w:tab/>
             </w:r>
             <w:r>
-              <w:rPr>
-                <w:rFonts w:ascii="Georgia" w:hAnsi="Georgia"/>
-              </w:rPr>
-              <w:t>2018 - 2019</w:t>
+              <w:tab/>
+            </w:r>
+            <w:r>
+              <w:tab/>
+            </w:r>
+            <w:r>
+              <w:tab/>
+            </w:r>
+            <w:r>
+              <w:tab/>
+            </w:r>
+            <w:r>
+              <w:tab/>
+            </w:r>
+            <w:r>
+              <w:tab/>
+            </w:r>
+            <w:r>
+              <w:rPr>
+                <w:rFonts w:ascii="Georgia" w:hAnsi="Georgia"/>
+              </w:rPr>
+              <w:t>2016 - 2022</w:t>
             </w:r>
           </w:p>
           <w:p>
@@ -2236,7 +1833,7 @@
                 <w:i/>
                 <w:iCs/>
               </w:rPr>
-              <w:t>Mayo Clinic</w:t>
+              <w:t>Winona State University &amp; North Carolina State University</w:t>
             </w:r>
           </w:p>
           <w:p>
@@ -2255,7 +1852,7 @@
               <w:rPr>
                 <w:rFonts w:ascii="Georgia" w:hAnsi="Georgia"/>
               </w:rPr>
-              <w:t>Develop</w:t>
+              <w:t>Tutor</w:t>
             </w:r>
             <w:r>
               <w:rPr>
@@ -2267,19 +1864,7 @@
               <w:rPr>
                 <w:rFonts w:ascii="Georgia" w:hAnsi="Georgia"/>
               </w:rPr>
-              <w:t xml:space="preserve"> variant annotation</w:t>
-            </w:r>
-            <w:r>
-              <w:rPr>
-                <w:rFonts w:ascii="Georgia" w:hAnsi="Georgia"/>
-              </w:rPr>
-              <w:t xml:space="preserve"> and</w:t>
-            </w:r>
-            <w:r>
-              <w:rPr>
-                <w:rFonts w:ascii="Georgia" w:hAnsi="Georgia"/>
-              </w:rPr>
-              <w:t xml:space="preserve"> microbiome pipelines for researchers and clinicians.</w:t>
+              <w:t xml:space="preserve"> students in computer science, statistics, physics, and mathematics.</w:t>
             </w:r>
           </w:p>
           <w:p>
@@ -2298,79 +1883,13 @@
               <w:rPr>
                 <w:rFonts w:ascii="Georgia" w:hAnsi="Georgia"/>
               </w:rPr>
-              <w:t>Optimize</w:t>
-            </w:r>
-            <w:r>
-              <w:rPr>
-                <w:rFonts w:ascii="Georgia" w:hAnsi="Georgia"/>
-              </w:rPr>
-              <w:t>d</w:t>
-            </w:r>
-            <w:r>
-              <w:rPr>
-                <w:rFonts w:ascii="Georgia" w:hAnsi="Georgia"/>
-              </w:rPr>
-              <w:t xml:space="preserve"> bioinformatics algorithms </w:t>
-            </w:r>
-            <w:r>
-              <w:rPr>
-                <w:rFonts w:ascii="Georgia" w:hAnsi="Georgia"/>
-              </w:rPr>
-              <w:t>to</w:t>
-            </w:r>
-            <w:r>
-              <w:rPr>
-                <w:rFonts w:ascii="Georgia" w:hAnsi="Georgia"/>
-              </w:rPr>
-              <w:t xml:space="preserve"> paralleliz</w:t>
-            </w:r>
-            <w:r>
-              <w:rPr>
-                <w:rFonts w:ascii="Georgia" w:hAnsi="Georgia"/>
-              </w:rPr>
-              <w:t>e</w:t>
-            </w:r>
-            <w:r>
-              <w:rPr>
-                <w:rFonts w:ascii="Georgia" w:hAnsi="Georgia"/>
-              </w:rPr>
-              <w:t xml:space="preserve"> </w:t>
-            </w:r>
-            <w:r>
-              <w:rPr>
-                <w:rFonts w:ascii="Georgia" w:hAnsi="Georgia"/>
-              </w:rPr>
-              <w:t>for</w:t>
-            </w:r>
-            <w:r>
-              <w:rPr>
-                <w:rFonts w:ascii="Georgia" w:hAnsi="Georgia"/>
-              </w:rPr>
-              <w:t xml:space="preserve"> high</w:t>
-            </w:r>
-            <w:r>
-              <w:rPr>
-                <w:rFonts w:ascii="Georgia" w:hAnsi="Georgia"/>
-              </w:rPr>
-              <w:t>-</w:t>
-            </w:r>
-            <w:r>
-              <w:rPr>
-                <w:rFonts w:ascii="Georgia" w:hAnsi="Georgia"/>
-              </w:rPr>
-              <w:t xml:space="preserve">performance computing </w:t>
-            </w:r>
-            <w:r>
-              <w:rPr>
-                <w:rFonts w:ascii="Georgia" w:hAnsi="Georgia"/>
-              </w:rPr>
-              <w:t>(HPC)</w:t>
-            </w:r>
-            <w:r>
-              <w:rPr>
-                <w:rFonts w:ascii="Georgia" w:hAnsi="Georgia"/>
-              </w:rPr>
-              <w:t>.</w:t>
+              <w:t xml:space="preserve">Assisted the highest number of </w:t>
+            </w:r>
+            <w:r>
+              <w:rPr>
+                <w:rFonts w:ascii="Georgia" w:hAnsi="Georgia"/>
+              </w:rPr>
+              <w:t>students per year at Winona State University.</w:t>
             </w:r>
           </w:p>
           <w:p>
@@ -2389,16 +1908,56 @@
               <w:rPr>
                 <w:rFonts w:ascii="Georgia" w:hAnsi="Georgia"/>
               </w:rPr>
-              <w:t xml:space="preserve">Create onboarding procedures for new </w:t>
-            </w:r>
-            <w:proofErr w:type="gramStart"/>
-            <w:r>
-              <w:rPr>
-                <w:rFonts w:ascii="Georgia" w:hAnsi="Georgia"/>
-              </w:rPr>
-              <w:t>hires</w:t>
-            </w:r>
-            <w:proofErr w:type="gramEnd"/>
+              <w:t>Provided</w:t>
+            </w:r>
+            <w:r>
+              <w:rPr>
+                <w:rFonts w:ascii="Georgia" w:hAnsi="Georgia"/>
+              </w:rPr>
+              <w:t xml:space="preserve"> one-on-one</w:t>
+            </w:r>
+            <w:r>
+              <w:rPr>
+                <w:rFonts w:ascii="Georgia" w:hAnsi="Georgia"/>
+              </w:rPr>
+              <w:t xml:space="preserve"> and</w:t>
+            </w:r>
+            <w:r>
+              <w:rPr>
+                <w:rFonts w:ascii="Georgia" w:hAnsi="Georgia"/>
+              </w:rPr>
+              <w:t xml:space="preserve"> small group</w:t>
+            </w:r>
+            <w:r>
+              <w:rPr>
+                <w:rFonts w:ascii="Georgia" w:hAnsi="Georgia"/>
+              </w:rPr>
+              <w:t xml:space="preserve"> tutoring</w:t>
+            </w:r>
+            <w:r>
+              <w:rPr>
+                <w:rFonts w:ascii="Georgia" w:hAnsi="Georgia"/>
+              </w:rPr>
+              <w:t>, and</w:t>
+            </w:r>
+            <w:r>
+              <w:rPr>
+                <w:rFonts w:ascii="Georgia" w:hAnsi="Georgia"/>
+              </w:rPr>
+              <w:t xml:space="preserve"> classroom</w:t>
+            </w:r>
+            <w:r>
+              <w:rPr>
+                <w:rFonts w:ascii="Georgia" w:hAnsi="Georgia"/>
+              </w:rPr>
+              <w:t xml:space="preserve"> teach</w:t>
+            </w:r>
+            <w:r>
+              <w:rPr>
+                <w:rFonts w:ascii="Georgia" w:hAnsi="Georgia"/>
+              </w:rPr>
+              <w:t>ing</w:t>
+            </w:r>
             <w:r>
               <w:rPr>
                 <w:rFonts w:ascii="Georgia" w:hAnsi="Georgia"/>
@@ -2406,6 +1965,14 @@
               <w:t>.</w:t>
             </w:r>
           </w:p>
+        </w:tc>
+      </w:tr>
+      <w:tr>
+        <w:tc>
+          <w:tcPr>
+            <w:tcW w:w="10458" w:type="dxa"/>
+            <w:gridSpan w:val="2"/>
+          </w:tcPr>
           <w:p>
             <w:pPr>
               <w:rPr>
@@ -2418,7 +1985,7 @@
                 <w:b/>
                 <w:bCs/>
               </w:rPr>
-              <w:t>Software Engineer</w:t>
+              <w:t>Genomic Systems Programmer Analyst</w:t>
             </w:r>
             <w:r>
               <w:rPr>
@@ -2448,34 +2015,10 @@
               <w:tab/>
             </w:r>
             <w:r>
-              <w:tab/>
-            </w:r>
-            <w:r>
-              <w:tab/>
-            </w:r>
-            <w:r>
-              <w:tab/>
-            </w:r>
-            <w:r>
-              <w:tab/>
-            </w:r>
-            <w:r>
-              <w:rPr>
-                <w:rFonts w:ascii="Georgia" w:hAnsi="Georgia"/>
-              </w:rPr>
-              <w:t>201</w:t>
-            </w:r>
-            <w:r>
-              <w:rPr>
-                <w:rFonts w:ascii="Georgia" w:hAnsi="Georgia"/>
-              </w:rPr>
-              <w:t>6</w:t>
-            </w:r>
-            <w:r>
-              <w:rPr>
-                <w:rFonts w:ascii="Georgia" w:hAnsi="Georgia"/>
-              </w:rPr>
-              <w:t xml:space="preserve"> - 2018</w:t>
+              <w:rPr>
+                <w:rFonts w:ascii="Georgia" w:hAnsi="Georgia"/>
+              </w:rPr>
+              <w:t>2018 - 2019</w:t>
             </w:r>
           </w:p>
           <w:p>
@@ -2492,7 +2035,7 @@
                 <w:i/>
                 <w:iCs/>
               </w:rPr>
-              <w:t>Digi International</w:t>
+              <w:t>Mayo Clinic</w:t>
             </w:r>
           </w:p>
           <w:p>
@@ -2511,31 +2054,31 @@
               <w:rPr>
                 <w:rFonts w:ascii="Georgia" w:hAnsi="Georgia"/>
               </w:rPr>
-              <w:t>Build firmware for microcontrollers</w:t>
-            </w:r>
-            <w:r>
-              <w:rPr>
-                <w:rFonts w:ascii="Georgia" w:hAnsi="Georgia"/>
-              </w:rPr>
-              <w:t xml:space="preserve">, </w:t>
-            </w:r>
-            <w:r>
-              <w:rPr>
-                <w:rFonts w:ascii="Georgia" w:hAnsi="Georgia"/>
-              </w:rPr>
-              <w:t>routing devices</w:t>
-            </w:r>
-            <w:r>
-              <w:rPr>
-                <w:rFonts w:ascii="Georgia" w:hAnsi="Georgia"/>
-              </w:rPr>
-              <w:t>, and embedded systems</w:t>
-            </w:r>
-            <w:r>
-              <w:rPr>
-                <w:rFonts w:ascii="Georgia" w:hAnsi="Georgia"/>
-              </w:rPr>
-              <w:t>.</w:t>
+              <w:t>Develop</w:t>
+            </w:r>
+            <w:r>
+              <w:rPr>
+                <w:rFonts w:ascii="Georgia" w:hAnsi="Georgia"/>
+              </w:rPr>
+              <w:t>ed</w:t>
+            </w:r>
+            <w:r>
+              <w:rPr>
+                <w:rFonts w:ascii="Georgia" w:hAnsi="Georgia"/>
+              </w:rPr>
+              <w:t xml:space="preserve"> variant annotation</w:t>
+            </w:r>
+            <w:r>
+              <w:rPr>
+                <w:rFonts w:ascii="Georgia" w:hAnsi="Georgia"/>
+              </w:rPr>
+              <w:t xml:space="preserve"> and</w:t>
+            </w:r>
+            <w:r>
+              <w:rPr>
+                <w:rFonts w:ascii="Georgia" w:hAnsi="Georgia"/>
+              </w:rPr>
+              <w:t xml:space="preserve"> microbiome pipelines for researchers and clinicians.</w:t>
             </w:r>
           </w:p>
           <w:p>
@@ -2554,27 +2097,73 @@
               <w:rPr>
                 <w:rFonts w:ascii="Georgia" w:hAnsi="Georgia"/>
               </w:rPr>
-              <w:t xml:space="preserve">Write automated </w:t>
-            </w:r>
-            <w:proofErr w:type="gramStart"/>
-            <w:r>
-              <w:rPr>
-                <w:rFonts w:ascii="Georgia" w:hAnsi="Georgia"/>
-              </w:rPr>
-              <w:t>unit</w:t>
-            </w:r>
-            <w:proofErr w:type="gramEnd"/>
-            <w:r>
-              <w:rPr>
-                <w:rFonts w:ascii="Georgia" w:hAnsi="Georgia"/>
-              </w:rPr>
-              <w:t>, integration, and system tests</w:t>
-            </w:r>
-            <w:r>
-              <w:rPr>
-                <w:rFonts w:ascii="Georgia" w:hAnsi="Georgia"/>
-              </w:rPr>
-              <w:t xml:space="preserve"> for multiple teams</w:t>
+              <w:t>Optimize</w:t>
+            </w:r>
+            <w:r>
+              <w:rPr>
+                <w:rFonts w:ascii="Georgia" w:hAnsi="Georgia"/>
+              </w:rPr>
+              <w:t>d</w:t>
+            </w:r>
+            <w:r>
+              <w:rPr>
+                <w:rFonts w:ascii="Georgia" w:hAnsi="Georgia"/>
+              </w:rPr>
+              <w:t xml:space="preserve"> bioinformatics algorithms </w:t>
+            </w:r>
+            <w:r>
+              <w:rPr>
+                <w:rFonts w:ascii="Georgia" w:hAnsi="Georgia"/>
+              </w:rPr>
+              <w:t>to</w:t>
+            </w:r>
+            <w:r>
+              <w:rPr>
+                <w:rFonts w:ascii="Georgia" w:hAnsi="Georgia"/>
+              </w:rPr>
+              <w:t xml:space="preserve"> paralleliz</w:t>
+            </w:r>
+            <w:r>
+              <w:rPr>
+                <w:rFonts w:ascii="Georgia" w:hAnsi="Georgia"/>
+              </w:rPr>
+              <w:t>e</w:t>
+            </w:r>
+            <w:r>
+              <w:rPr>
+                <w:rFonts w:ascii="Georgia" w:hAnsi="Georgia"/>
+              </w:rPr>
+              <w:t xml:space="preserve"> </w:t>
+            </w:r>
+            <w:r>
+              <w:rPr>
+                <w:rFonts w:ascii="Georgia" w:hAnsi="Georgia"/>
+              </w:rPr>
+              <w:t>for</w:t>
+            </w:r>
+            <w:r>
+              <w:rPr>
+                <w:rFonts w:ascii="Georgia" w:hAnsi="Georgia"/>
+              </w:rPr>
+              <w:t xml:space="preserve"> high</w:t>
+            </w:r>
+            <w:r>
+              <w:rPr>
+                <w:rFonts w:ascii="Georgia" w:hAnsi="Georgia"/>
+              </w:rPr>
+              <w:t>-</w:t>
+            </w:r>
+            <w:r>
+              <w:rPr>
+                <w:rFonts w:ascii="Georgia" w:hAnsi="Georgia"/>
+              </w:rPr>
+              <w:t xml:space="preserve">performance computing </w:t>
+            </w:r>
+            <w:r>
+              <w:rPr>
+                <w:rFonts w:ascii="Georgia" w:hAnsi="Georgia"/>
+              </w:rPr>
+              <w:t>(HPC)</w:t>
             </w:r>
             <w:r>
               <w:rPr>
@@ -2599,7 +2188,21 @@
               <w:rPr>
                 <w:rFonts w:ascii="Georgia" w:hAnsi="Georgia"/>
               </w:rPr>
-              <w:t>Participate in an agile development environment.</w:t>
+              <w:t xml:space="preserve">Create onboarding procedures for new </w:t>
+            </w:r>
+            <w:proofErr w:type="gramStart"/>
+            <w:r>
+              <w:rPr>
+                <w:rFonts w:ascii="Georgia" w:hAnsi="Georgia"/>
+              </w:rPr>
+              <w:t>hires</w:t>
+            </w:r>
+            <w:proofErr w:type="gramEnd"/>
+            <w:r>
+              <w:rPr>
+                <w:rFonts w:ascii="Georgia" w:hAnsi="Georgia"/>
+              </w:rPr>
+              <w:t>.</w:t>
             </w:r>
           </w:p>
           <w:p>
@@ -2614,7 +2217,7 @@
                 <w:b/>
                 <w:bCs/>
               </w:rPr>
-              <w:t>Technical Support</w:t>
+              <w:t>Software Engineer</w:t>
             </w:r>
             <w:r>
               <w:rPr>
@@ -2659,7 +2262,19 @@
               <w:rPr>
                 <w:rFonts w:ascii="Georgia" w:hAnsi="Georgia"/>
               </w:rPr>
-              <w:t>2015 - 2016</w:t>
+              <w:t>201</w:t>
+            </w:r>
+            <w:r>
+              <w:rPr>
+                <w:rFonts w:ascii="Georgia" w:hAnsi="Georgia"/>
+              </w:rPr>
+              <w:t>6</w:t>
+            </w:r>
+            <w:r>
+              <w:rPr>
+                <w:rFonts w:ascii="Georgia" w:hAnsi="Georgia"/>
+              </w:rPr>
+              <w:t xml:space="preserve"> - 2018</w:t>
             </w:r>
           </w:p>
           <w:p>
@@ -2676,7 +2291,7 @@
                 <w:i/>
                 <w:iCs/>
               </w:rPr>
-              <w:t>Winona State University</w:t>
+              <w:t>Digi International</w:t>
             </w:r>
           </w:p>
           <w:p>
@@ -2695,7 +2310,31 @@
               <w:rPr>
                 <w:rFonts w:ascii="Georgia" w:hAnsi="Georgia"/>
               </w:rPr>
-              <w:t>Help faculty, staff, and students with technical problems over the phone and onsite.</w:t>
+              <w:t>Build firmware for microcontrollers</w:t>
+            </w:r>
+            <w:r>
+              <w:rPr>
+                <w:rFonts w:ascii="Georgia" w:hAnsi="Georgia"/>
+              </w:rPr>
+              <w:t xml:space="preserve">, </w:t>
+            </w:r>
+            <w:r>
+              <w:rPr>
+                <w:rFonts w:ascii="Georgia" w:hAnsi="Georgia"/>
+              </w:rPr>
+              <w:t>routing devices</w:t>
+            </w:r>
+            <w:r>
+              <w:rPr>
+                <w:rFonts w:ascii="Georgia" w:hAnsi="Georgia"/>
+              </w:rPr>
+              <w:t>, and embedded systems</w:t>
+            </w:r>
+            <w:r>
+              <w:rPr>
+                <w:rFonts w:ascii="Georgia" w:hAnsi="Georgia"/>
+              </w:rPr>
+              <w:t>.</w:t>
             </w:r>
           </w:p>
           <w:p>
@@ -2714,31 +2353,63 @@
               <w:rPr>
                 <w:rFonts w:ascii="Georgia" w:hAnsi="Georgia"/>
               </w:rPr>
-              <w:t>Troubleshoot both hardware and software issues.</w:t>
+              <w:t xml:space="preserve">Write automated </w:t>
+            </w:r>
+            <w:proofErr w:type="gramStart"/>
+            <w:r>
+              <w:rPr>
+                <w:rFonts w:ascii="Georgia" w:hAnsi="Georgia"/>
+              </w:rPr>
+              <w:t>unit</w:t>
+            </w:r>
+            <w:proofErr w:type="gramEnd"/>
+            <w:r>
+              <w:rPr>
+                <w:rFonts w:ascii="Georgia" w:hAnsi="Georgia"/>
+              </w:rPr>
+              <w:t>, integration, and system tests</w:t>
+            </w:r>
+            <w:r>
+              <w:rPr>
+                <w:rFonts w:ascii="Georgia" w:hAnsi="Georgia"/>
+              </w:rPr>
+              <w:t xml:space="preserve"> for multiple teams</w:t>
+            </w:r>
+            <w:r>
+              <w:rPr>
+                <w:rFonts w:ascii="Georgia" w:hAnsi="Georgia"/>
+              </w:rPr>
+              <w:t>.</w:t>
+            </w:r>
+          </w:p>
+          <w:p>
+            <w:pPr>
+              <w:pStyle w:val="ListParagraph"/>
+              <w:numPr>
+                <w:ilvl w:val="0"/>
+                <w:numId w:val="1"/>
+              </w:numPr>
+              <w:spacing w:after="160" w:line="259" w:lineRule="auto"/>
+              <w:rPr>
+                <w:rFonts w:ascii="Georgia" w:hAnsi="Georgia"/>
+              </w:rPr>
+            </w:pPr>
+            <w:r>
+              <w:rPr>
+                <w:rFonts w:ascii="Georgia" w:hAnsi="Georgia"/>
+              </w:rPr>
+              <w:t>Participate in an agile development environment.</w:t>
             </w:r>
           </w:p>
         </w:tc>
       </w:tr>
       <w:tr>
-        <w:tblPrEx>
-          <w:tblBorders>
-            <w:top w:val="single" w:sz="4" w:space="0" w:color="auto"/>
-            <w:left w:val="single" w:sz="4" w:space="0" w:color="auto"/>
-            <w:bottom w:val="single" w:sz="4" w:space="0" w:color="auto"/>
-            <w:right w:val="single" w:sz="4" w:space="0" w:color="auto"/>
-            <w:insideH w:val="single" w:sz="4" w:space="0" w:color="auto"/>
-            <w:insideV w:val="single" w:sz="4" w:space="0" w:color="auto"/>
-          </w:tblBorders>
-        </w:tblPrEx>
         <w:tc>
           <w:tcPr>
             <w:tcW w:w="10458" w:type="dxa"/>
             <w:gridSpan w:val="2"/>
             <w:tcBorders>
-              <w:top w:val="nil"/>
-              <w:left w:val="nil"/>
-              <w:bottom w:val="single" w:sz="12" w:space="0" w:color="ED7D31" w:themeColor="accent2"/>
-              <w:right w:val="nil"/>
+              <w:bottom w:val="single" w:sz="12" w:space="0" w:color="C45911" w:themeColor="accent2" w:themeShade="BF"/>
             </w:tcBorders>
           </w:tcPr>
           <w:p>
@@ -2764,25 +2435,12 @@
         </w:tc>
       </w:tr>
       <w:tr>
-        <w:tblPrEx>
-          <w:tblBorders>
-            <w:top w:val="single" w:sz="4" w:space="0" w:color="auto"/>
-            <w:left w:val="single" w:sz="4" w:space="0" w:color="auto"/>
-            <w:bottom w:val="single" w:sz="4" w:space="0" w:color="auto"/>
-            <w:right w:val="single" w:sz="4" w:space="0" w:color="auto"/>
-            <w:insideH w:val="single" w:sz="4" w:space="0" w:color="auto"/>
-            <w:insideV w:val="single" w:sz="4" w:space="0" w:color="auto"/>
-          </w:tblBorders>
-        </w:tblPrEx>
         <w:tc>
           <w:tcPr>
             <w:tcW w:w="10458" w:type="dxa"/>
             <w:gridSpan w:val="2"/>
             <w:tcBorders>
-              <w:top w:val="single" w:sz="12" w:space="0" w:color="ED7D31" w:themeColor="accent2"/>
-              <w:left w:val="nil"/>
-              <w:bottom w:val="nil"/>
-              <w:right w:val="nil"/>
+              <w:top w:val="single" w:sz="12" w:space="0" w:color="C45911" w:themeColor="accent2" w:themeShade="BF"/>
             </w:tcBorders>
           </w:tcPr>
           <w:p>
@@ -2969,23 +2627,7 @@
                   <w:rFonts w:ascii="Georgia" w:hAnsi="Georgia"/>
                   <w:color w:val="C45911" w:themeColor="accent2" w:themeShade="BF"/>
                 </w:rPr>
-                <w:t>man</w:t>
-              </w:r>
-              <w:r>
-                <w:rPr>
-                  <w:rStyle w:val="Hyperlink"/>
-                  <w:rFonts w:ascii="Georgia" w:hAnsi="Georgia"/>
-                  <w:color w:val="C45911" w:themeColor="accent2" w:themeShade="BF"/>
-                </w:rPr>
-                <w:t>u</w:t>
-              </w:r>
-              <w:r>
-                <w:rPr>
-                  <w:rStyle w:val="Hyperlink"/>
-                  <w:rFonts w:ascii="Georgia" w:hAnsi="Georgia"/>
-                  <w:color w:val="C45911" w:themeColor="accent2" w:themeShade="BF"/>
-                </w:rPr>
-                <w:t>script</w:t>
+                <w:t>manuscript</w:t>
               </w:r>
             </w:hyperlink>
             <w:r>
@@ -3199,7 +2841,23 @@
                 <w:i/>
                 <w:iCs/>
               </w:rPr>
-              <w:t xml:space="preserve">Review </w:t>
+              <w:t>Review</w:t>
+            </w:r>
+            <w:r>
+              <w:rPr>
+                <w:rFonts w:ascii="Georgia" w:hAnsi="Georgia"/>
+                <w:i/>
+                <w:iCs/>
+              </w:rPr>
+              <w:t xml:space="preserve"> at Statistics in Medicine</w:t>
+            </w:r>
+            <w:r>
+              <w:rPr>
+                <w:rFonts w:ascii="Georgia" w:hAnsi="Georgia"/>
+                <w:i/>
+                <w:iCs/>
+              </w:rPr>
+              <w:t xml:space="preserve"> </w:t>
             </w:r>
             <w:r>
               <w:rPr>
@@ -3264,6 +2922,334 @@
               <w:jc w:val="both"/>
               <w:rPr>
                 <w:rFonts w:ascii="Georgia" w:hAnsi="Georgia"/>
+              </w:rPr>
+            </w:pPr>
+          </w:p>
+        </w:tc>
+      </w:tr>
+      <w:tr>
+        <w:tblPrEx>
+          <w:tblCellMar>
+            <w:left w:w="108" w:type="dxa"/>
+          </w:tblCellMar>
+        </w:tblPrEx>
+        <w:tc>
+          <w:tcPr>
+            <w:tcW w:w="10458" w:type="dxa"/>
+            <w:gridSpan w:val="2"/>
+            <w:tcBorders>
+              <w:bottom w:val="single" w:sz="12" w:space="0" w:color="C45911" w:themeColor="accent2" w:themeShade="BF"/>
+            </w:tcBorders>
+          </w:tcPr>
+          <w:p>
+            <w:pPr>
+              <w:rPr>
+                <w:rFonts w:ascii="Georgia" w:hAnsi="Georgia"/>
+                <w:color w:val="C45911" w:themeColor="accent2" w:themeShade="BF"/>
+                <w:sz w:val="28"/>
+                <w:szCs w:val="28"/>
+              </w:rPr>
+            </w:pPr>
+            <w:r>
+              <w:rPr>
+                <w:rFonts w:ascii="Georgia" w:hAnsi="Georgia"/>
+                <w:color w:val="C45911" w:themeColor="accent2" w:themeShade="BF"/>
+                <w:sz w:val="28"/>
+                <w:szCs w:val="28"/>
+              </w:rPr>
+              <w:t>Education</w:t>
+            </w:r>
+          </w:p>
+        </w:tc>
+      </w:tr>
+      <w:tr>
+        <w:tblPrEx>
+          <w:tblCellMar>
+            <w:left w:w="108" w:type="dxa"/>
+          </w:tblCellMar>
+        </w:tblPrEx>
+        <w:tc>
+          <w:tcPr>
+            <w:tcW w:w="10458" w:type="dxa"/>
+            <w:gridSpan w:val="2"/>
+            <w:tcBorders>
+              <w:top w:val="single" w:sz="12" w:space="0" w:color="C45911" w:themeColor="accent2" w:themeShade="BF"/>
+            </w:tcBorders>
+          </w:tcPr>
+          <w:p>
+            <w:pPr>
+              <w:rPr>
+                <w:rFonts w:ascii="Georgia" w:hAnsi="Georgia"/>
+              </w:rPr>
+            </w:pPr>
+            <w:r>
+              <w:rPr>
+                <w:rFonts w:ascii="Georgia" w:hAnsi="Georgia"/>
+                <w:b/>
+                <w:bCs/>
+              </w:rPr>
+              <w:t>Ph.D. Statistics</w:t>
+            </w:r>
+            <w:r>
+              <w:rPr>
+                <w:rFonts w:ascii="Georgia" w:hAnsi="Georgia"/>
+              </w:rPr>
+              <w:t xml:space="preserve"> </w:t>
+            </w:r>
+            <w:r>
+              <w:rPr>
+                <w:rFonts w:ascii="Georgia" w:hAnsi="Georgia"/>
+              </w:rPr>
+              <w:tab/>
+            </w:r>
+            <w:r>
+              <w:tab/>
+            </w:r>
+            <w:r>
+              <w:tab/>
+            </w:r>
+            <w:r>
+              <w:tab/>
+            </w:r>
+            <w:r>
+              <w:tab/>
+            </w:r>
+            <w:r>
+              <w:tab/>
+            </w:r>
+            <w:r>
+              <w:tab/>
+            </w:r>
+            <w:r>
+              <w:tab/>
+            </w:r>
+            <w:r>
+              <w:tab/>
+            </w:r>
+            <w:r>
+              <w:tab/>
+            </w:r>
+            <w:r>
+              <w:tab/>
+            </w:r>
+            <w:r>
+              <w:rPr>
+                <w:rFonts w:ascii="Georgia" w:hAnsi="Georgia"/>
+              </w:rPr>
+              <w:t>2024</w:t>
+            </w:r>
+          </w:p>
+          <w:p>
+            <w:pPr>
+              <w:rPr>
+                <w:rFonts w:ascii="Georgia" w:hAnsi="Georgia"/>
+              </w:rPr>
+            </w:pPr>
+            <w:r>
+              <w:rPr>
+                <w:rFonts w:ascii="Georgia" w:hAnsi="Georgia"/>
+                <w:b/>
+                <w:bCs/>
+              </w:rPr>
+              <w:t>M</w:t>
+            </w:r>
+            <w:r>
+              <w:rPr>
+                <w:rFonts w:ascii="Georgia" w:hAnsi="Georgia"/>
+                <w:b/>
+                <w:bCs/>
+              </w:rPr>
+              <w:t>.</w:t>
+            </w:r>
+            <w:r>
+              <w:rPr>
+                <w:rFonts w:ascii="Georgia" w:hAnsi="Georgia"/>
+                <w:b/>
+                <w:bCs/>
+              </w:rPr>
+              <w:t>S</w:t>
+            </w:r>
+            <w:r>
+              <w:rPr>
+                <w:rFonts w:ascii="Georgia" w:hAnsi="Georgia"/>
+                <w:b/>
+                <w:bCs/>
+              </w:rPr>
+              <w:t>. Statistics</w:t>
+            </w:r>
+            <w:r>
+              <w:rPr>
+                <w:rFonts w:ascii="Georgia" w:hAnsi="Georgia"/>
+              </w:rPr>
+              <w:t xml:space="preserve"> </w:t>
+            </w:r>
+            <w:r>
+              <w:rPr>
+                <w:rFonts w:ascii="Georgia" w:hAnsi="Georgia"/>
+              </w:rPr>
+              <w:tab/>
+            </w:r>
+            <w:r>
+              <w:tab/>
+            </w:r>
+            <w:r>
+              <w:tab/>
+            </w:r>
+            <w:r>
+              <w:tab/>
+            </w:r>
+            <w:r>
+              <w:tab/>
+            </w:r>
+            <w:r>
+              <w:tab/>
+            </w:r>
+            <w:r>
+              <w:tab/>
+            </w:r>
+            <w:r>
+              <w:tab/>
+            </w:r>
+            <w:r>
+              <w:tab/>
+            </w:r>
+            <w:r>
+              <w:tab/>
+            </w:r>
+            <w:r>
+              <w:tab/>
+            </w:r>
+            <w:r>
+              <w:rPr>
+                <w:rFonts w:ascii="Georgia" w:hAnsi="Georgia"/>
+              </w:rPr>
+              <w:t>2020</w:t>
+            </w:r>
+          </w:p>
+          <w:p>
+            <w:pPr>
+              <w:rPr>
+                <w:rFonts w:ascii="Georgia" w:hAnsi="Georgia"/>
+                <w:i/>
+                <w:iCs/>
+              </w:rPr>
+            </w:pPr>
+            <w:r>
+              <w:rPr>
+                <w:rFonts w:ascii="Georgia" w:hAnsi="Georgia"/>
+                <w:i/>
+                <w:iCs/>
+              </w:rPr>
+              <w:t>North Carolina State University</w:t>
+            </w:r>
+          </w:p>
+          <w:p>
+            <w:pPr>
+              <w:rPr>
+                <w:rFonts w:ascii="Georgia" w:hAnsi="Georgia"/>
+                <w:i/>
+                <w:iCs/>
+              </w:rPr>
+            </w:pPr>
+            <w:r>
+              <w:rPr>
+                <w:rFonts w:ascii="Georgia" w:hAnsi="Georgia"/>
+                <w:i/>
+                <w:iCs/>
+              </w:rPr>
+              <w:t>Transfer Learning and Survival Analysis Methods with Biomedical Applications</w:t>
+            </w:r>
+          </w:p>
+          <w:p>
+            <w:pPr>
+              <w:rPr>
+                <w:rFonts w:ascii="Georgia" w:hAnsi="Georgia"/>
+              </w:rPr>
+            </w:pPr>
+          </w:p>
+          <w:p>
+            <w:pPr>
+              <w:rPr>
+                <w:rFonts w:ascii="Georgia" w:hAnsi="Georgia"/>
+              </w:rPr>
+            </w:pPr>
+            <w:r>
+              <w:rPr>
+                <w:rFonts w:ascii="Georgia" w:hAnsi="Georgia"/>
+                <w:b/>
+                <w:bCs/>
+              </w:rPr>
+              <w:t>B.S. Computer Science; B.S. Physics; B.A. Mathematics</w:t>
+            </w:r>
+            <w:r>
+              <w:rPr>
+                <w:rFonts w:ascii="Georgia" w:hAnsi="Georgia"/>
+              </w:rPr>
+              <w:t xml:space="preserve"> </w:t>
+            </w:r>
+            <w:r>
+              <w:rPr>
+                <w:rFonts w:ascii="Georgia" w:hAnsi="Georgia"/>
+              </w:rPr>
+              <w:tab/>
+            </w:r>
+            <w:r>
+              <w:tab/>
+            </w:r>
+            <w:r>
+              <w:tab/>
+            </w:r>
+            <w:r>
+              <w:tab/>
+            </w:r>
+            <w:r>
+              <w:rPr>
+                <w:rFonts w:ascii="Georgia" w:hAnsi="Georgia"/>
+              </w:rPr>
+              <w:tab/>
+              <w:t>2018</w:t>
+            </w:r>
+          </w:p>
+          <w:p>
+            <w:pPr>
+              <w:rPr>
+                <w:rFonts w:ascii="Georgia" w:hAnsi="Georgia"/>
+                <w:i/>
+                <w:iCs/>
+              </w:rPr>
+            </w:pPr>
+            <w:r>
+              <w:rPr>
+                <w:rFonts w:ascii="Georgia" w:hAnsi="Georgia"/>
+                <w:i/>
+                <w:iCs/>
+              </w:rPr>
+              <w:t>Winona State University</w:t>
+            </w:r>
+          </w:p>
+          <w:p>
+            <w:pPr>
+              <w:rPr>
+                <w:rFonts w:ascii="Georgia" w:hAnsi="Georgia"/>
+                <w:i/>
+                <w:iCs/>
+              </w:rPr>
+            </w:pPr>
+            <w:r>
+              <w:rPr>
+                <w:rFonts w:ascii="Georgia" w:hAnsi="Georgia"/>
+                <w:i/>
+                <w:iCs/>
+              </w:rPr>
+              <w:t>Minors: Statistics, Data Science</w:t>
+            </w:r>
+          </w:p>
+          <w:p>
+            <w:pPr>
+              <w:rPr>
+                <w:rFonts w:ascii="Georgia" w:hAnsi="Georgia"/>
+                <w:i/>
+                <w:iCs/>
               </w:rPr>
             </w:pPr>
           </w:p>
@@ -3288,7 +3274,7 @@
 </file>
 
 <file path=word/endnotes.xml><?xml version="1.0" encoding="utf-8"?>
-<w:endnotes xmlns:wpc="http://schemas.microsoft.com/office/word/2010/wordprocessingCanvas" xmlns:cx="http://schemas.microsoft.com/office/drawing/2014/chartex" xmlns:cx1="http://schemas.microsoft.com/office/drawing/2015/9/8/chartex" xmlns:cx2="http://schemas.microsoft.com/office/drawing/2015/10/21/chartex" xmlns:cx3="http://schemas.microsoft.com/office/drawing/2016/5/9/chartex" xmlns:cx4="http://schemas.microsoft.com/office/drawing/2016/5/10/chartex" xmlns:cx5="http://schemas.microsoft.com/office/drawing/2016/5/11/chartex" xmlns:cx6="http://schemas.microsoft.com/office/drawing/2016/5/12/chartex" xmlns:cx7="http://schemas.microsoft.com/office/drawing/2016/5/13/chartex" xmlns:cx8="http://schemas.microsoft.com/office/drawing/2016/5/14/chartex" xmlns:mc="http://schemas.openxmlformats.org/markup-compatibility/2006" xmlns:aink="http://schemas.microsoft.com/office/drawing/2016/ink" xmlns:am3d="http://schemas.microsoft.com/office/drawing/2017/model3d" xmlns:o="urn:schemas-microsoft-com:office:office" xmlns:oel="http://schemas.microsoft.com/office/2019/extlst" xmlns:r="http://schemas.openxmlformats.org/officeDocument/2006/relationships" xmlns:m="http://schemas.openxmlformats.org/officeDocument/2006/math" xmlns:v="urn:schemas-microsoft-com:vml" xmlns:wp14="http://schemas.microsoft.com/office/word/2010/wordprocessingDrawing" xmlns:wp="http://schemas.openxmlformats.org/drawingml/2006/wordprocessingDrawing" xmlns:w10="urn:schemas-microsoft-com:office:word" xmlns:w="http://schemas.openxmlformats.org/wordprocessingml/2006/main" xmlns:w14="http://schemas.microsoft.com/office/word/2010/wordml" xmlns:w15="http://schemas.microsoft.com/office/word/2012/wordml" xmlns:w16cex="http://schemas.microsoft.com/office/word/2018/wordml/cex" xmlns:w16cid="http://schemas.microsoft.com/office/word/2016/wordml/cid" xmlns:w16="http://schemas.microsoft.com/office/word/2018/wordml" xmlns:w16du="http://schemas.microsoft.com/office/word/2023/wordml/word16du" xmlns:w16sdtdh="http://schemas.microsoft.com/office/word/2020/wordml/sdtdatahash" xmlns:w16se="http://schemas.microsoft.com/office/word/2015/wordml/symex" xmlns:wpg="http://schemas.microsoft.com/office/word/2010/wordprocessingGroup" xmlns:wpi="http://schemas.microsoft.com/office/word/2010/wordprocessingInk" xmlns:wne="http://schemas.microsoft.com/office/word/2006/wordml" xmlns:wps="http://schemas.microsoft.com/office/word/2010/wordprocessingShape" mc:Ignorable="w14 w15 w16se w16cid w16 w16cex w16sdtdh w16du wp14">
+<w:endnotes xmlns:wpc="http://schemas.microsoft.com/office/word/2010/wordprocessingCanvas" xmlns:cx="http://schemas.microsoft.com/office/drawing/2014/chartex" xmlns:cx1="http://schemas.microsoft.com/office/drawing/2015/9/8/chartex" xmlns:cx2="http://schemas.microsoft.com/office/drawing/2015/10/21/chartex" xmlns:cx3="http://schemas.microsoft.com/office/drawing/2016/5/9/chartex" xmlns:cx4="http://schemas.microsoft.com/office/drawing/2016/5/10/chartex" xmlns:cx5="http://schemas.microsoft.com/office/drawing/2016/5/11/chartex" xmlns:cx6="http://schemas.microsoft.com/office/drawing/2016/5/12/chartex" xmlns:cx7="http://schemas.microsoft.com/office/drawing/2016/5/13/chartex" xmlns:cx8="http://schemas.microsoft.com/office/drawing/2016/5/14/chartex" xmlns:mc="http://schemas.openxmlformats.org/markup-compatibility/2006" xmlns:aink="http://schemas.microsoft.com/office/drawing/2016/ink" xmlns:am3d="http://schemas.microsoft.com/office/drawing/2017/model3d" xmlns:o="urn:schemas-microsoft-com:office:office" xmlns:oel="http://schemas.microsoft.com/office/2019/extlst" xmlns:r="http://schemas.openxmlformats.org/officeDocument/2006/relationships" xmlns:m="http://schemas.openxmlformats.org/officeDocument/2006/math" xmlns:v="urn:schemas-microsoft-com:vml" xmlns:wp14="http://schemas.microsoft.com/office/word/2010/wordprocessingDrawing" xmlns:wp="http://schemas.openxmlformats.org/drawingml/2006/wordprocessingDrawing" xmlns:w10="urn:schemas-microsoft-com:office:word" xmlns:w="http://schemas.openxmlformats.org/wordprocessingml/2006/main" xmlns:w14="http://schemas.microsoft.com/office/word/2010/wordml" xmlns:w15="http://schemas.microsoft.com/office/word/2012/wordml" xmlns:w16cex="http://schemas.microsoft.com/office/word/2018/wordml/cex" xmlns:w16cid="http://schemas.microsoft.com/office/word/2016/wordml/cid" xmlns:w16="http://schemas.microsoft.com/office/word/2018/wordml" xmlns:w16du="http://schemas.microsoft.com/office/word/2023/wordml/word16du" xmlns:w16sdtdh="http://schemas.microsoft.com/office/word/2020/wordml/sdtdatahash" xmlns:w16sdtfl="http://schemas.microsoft.com/office/word/2024/wordml/sdtformatlock" xmlns:w16se="http://schemas.microsoft.com/office/word/2015/wordml/symex" xmlns:wpg="http://schemas.microsoft.com/office/word/2010/wordprocessingGroup" xmlns:wpi="http://schemas.microsoft.com/office/word/2010/wordprocessingInk" xmlns:wne="http://schemas.microsoft.com/office/word/2006/wordml" xmlns:wps="http://schemas.microsoft.com/office/word/2010/wordprocessingShape" mc:Ignorable="w14 w15 w16se w16cid w16 w16cex w16sdtdh w16sdtfl w16du wp14">
   <w:endnote w:type="separator" w:id="-1">
     <w:p>
       <w:pPr>
@@ -3313,7 +3299,7 @@
 </file>
 
 <file path=word/footnotes.xml><?xml version="1.0" encoding="utf-8"?>
-<w:footnotes xmlns:wpc="http://schemas.microsoft.com/office/word/2010/wordprocessingCanvas" xmlns:cx="http://schemas.microsoft.com/office/drawing/2014/chartex" xmlns:cx1="http://schemas.microsoft.com/office/drawing/2015/9/8/chartex" xmlns:cx2="http://schemas.microsoft.com/office/drawing/2015/10/21/chartex" xmlns:cx3="http://schemas.microsoft.com/office/drawing/2016/5/9/chartex" xmlns:cx4="http://schemas.microsoft.com/office/drawing/2016/5/10/chartex" xmlns:cx5="http://schemas.microsoft.com/office/drawing/2016/5/11/chartex" xmlns:cx6="http://schemas.microsoft.com/office/drawing/2016/5/12/chartex" xmlns:cx7="http://schemas.microsoft.com/office/drawing/2016/5/13/chartex" xmlns:cx8="http://schemas.microsoft.com/office/drawing/2016/5/14/chartex" xmlns:mc="http://schemas.openxmlformats.org/markup-compatibility/2006" xmlns:aink="http://schemas.microsoft.com/office/drawing/2016/ink" xmlns:am3d="http://schemas.microsoft.com/office/drawing/2017/model3d" xmlns:o="urn:schemas-microsoft-com:office:office" xmlns:oel="http://schemas.microsoft.com/office/2019/extlst" xmlns:r="http://schemas.openxmlformats.org/officeDocument/2006/relationships" xmlns:m="http://schemas.openxmlformats.org/officeDocument/2006/math" xmlns:v="urn:schemas-microsoft-com:vml" xmlns:wp14="http://schemas.microsoft.com/office/word/2010/wordprocessingDrawing" xmlns:wp="http://schemas.openxmlformats.org/drawingml/2006/wordprocessingDrawing" xmlns:w10="urn:schemas-microsoft-com:office:word" xmlns:w="http://schemas.openxmlformats.org/wordprocessingml/2006/main" xmlns:w14="http://schemas.microsoft.com/office/word/2010/wordml" xmlns:w15="http://schemas.microsoft.com/office/word/2012/wordml" xmlns:w16cex="http://schemas.microsoft.com/office/word/2018/wordml/cex" xmlns:w16cid="http://schemas.microsoft.com/office/word/2016/wordml/cid" xmlns:w16="http://schemas.microsoft.com/office/word/2018/wordml" xmlns:w16du="http://schemas.microsoft.com/office/word/2023/wordml/word16du" xmlns:w16sdtdh="http://schemas.microsoft.com/office/word/2020/wordml/sdtdatahash" xmlns:w16se="http://schemas.microsoft.com/office/word/2015/wordml/symex" xmlns:wpg="http://schemas.microsoft.com/office/word/2010/wordprocessingGroup" xmlns:wpi="http://schemas.microsoft.com/office/word/2010/wordprocessingInk" xmlns:wne="http://schemas.microsoft.com/office/word/2006/wordml" xmlns:wps="http://schemas.microsoft.com/office/word/2010/wordprocessingShape" mc:Ignorable="w14 w15 w16se w16cid w16 w16cex w16sdtdh w16du wp14">
+<w:footnotes xmlns:wpc="http://schemas.microsoft.com/office/word/2010/wordprocessingCanvas" xmlns:cx="http://schemas.microsoft.com/office/drawing/2014/chartex" xmlns:cx1="http://schemas.microsoft.com/office/drawing/2015/9/8/chartex" xmlns:cx2="http://schemas.microsoft.com/office/drawing/2015/10/21/chartex" xmlns:cx3="http://schemas.microsoft.com/office/drawing/2016/5/9/chartex" xmlns:cx4="http://schemas.microsoft.com/office/drawing/2016/5/10/chartex" xmlns:cx5="http://schemas.microsoft.com/office/drawing/2016/5/11/chartex" xmlns:cx6="http://schemas.microsoft.com/office/drawing/2016/5/12/chartex" xmlns:cx7="http://schemas.microsoft.com/office/drawing/2016/5/13/chartex" xmlns:cx8="http://schemas.microsoft.com/office/drawing/2016/5/14/chartex" xmlns:mc="http://schemas.openxmlformats.org/markup-compatibility/2006" xmlns:aink="http://schemas.microsoft.com/office/drawing/2016/ink" xmlns:am3d="http://schemas.microsoft.com/office/drawing/2017/model3d" xmlns:o="urn:schemas-microsoft-com:office:office" xmlns:oel="http://schemas.microsoft.com/office/2019/extlst" xmlns:r="http://schemas.openxmlformats.org/officeDocument/2006/relationships" xmlns:m="http://schemas.openxmlformats.org/officeDocument/2006/math" xmlns:v="urn:schemas-microsoft-com:vml" xmlns:wp14="http://schemas.microsoft.com/office/word/2010/wordprocessingDrawing" xmlns:wp="http://schemas.openxmlformats.org/drawingml/2006/wordprocessingDrawing" xmlns:w10="urn:schemas-microsoft-com:office:word" xmlns:w="http://schemas.openxmlformats.org/wordprocessingml/2006/main" xmlns:w14="http://schemas.microsoft.com/office/word/2010/wordml" xmlns:w15="http://schemas.microsoft.com/office/word/2012/wordml" xmlns:w16cex="http://schemas.microsoft.com/office/word/2018/wordml/cex" xmlns:w16cid="http://schemas.microsoft.com/office/word/2016/wordml/cid" xmlns:w16="http://schemas.microsoft.com/office/word/2018/wordml" xmlns:w16du="http://schemas.microsoft.com/office/word/2023/wordml/word16du" xmlns:w16sdtdh="http://schemas.microsoft.com/office/word/2020/wordml/sdtdatahash" xmlns:w16sdtfl="http://schemas.microsoft.com/office/word/2024/wordml/sdtformatlock" xmlns:w16se="http://schemas.microsoft.com/office/word/2015/wordml/symex" xmlns:wpg="http://schemas.microsoft.com/office/word/2010/wordprocessingGroup" xmlns:wpi="http://schemas.microsoft.com/office/word/2010/wordprocessingInk" xmlns:wne="http://schemas.microsoft.com/office/word/2006/wordml" xmlns:wps="http://schemas.microsoft.com/office/word/2010/wordprocessingShape" mc:Ignorable="w14 w15 w16se w16cid w16 w16cex w16sdtdh w16sdtfl w16du wp14">
   <w:footnote w:type="separator" w:id="-1">
     <w:p>
       <w:pPr>
@@ -3338,7 +3324,7 @@
 </file>
 
 <file path=word/numbering.xml><?xml version="1.0" encoding="utf-8"?>
-<w:numbering xmlns:wpc="http://schemas.microsoft.com/office/word/2010/wordprocessingCanvas" xmlns:cx="http://schemas.microsoft.com/office/drawing/2014/chartex" xmlns:cx1="http://schemas.microsoft.com/office/drawing/2015/9/8/chartex" xmlns:cx2="http://schemas.microsoft.com/office/drawing/2015/10/21/chartex" xmlns:cx3="http://schemas.microsoft.com/office/drawing/2016/5/9/chartex" xmlns:cx4="http://schemas.microsoft.com/office/drawing/2016/5/10/chartex" xmlns:cx5="http://schemas.microsoft.com/office/drawing/2016/5/11/chartex" xmlns:cx6="http://schemas.microsoft.com/office/drawing/2016/5/12/chartex" xmlns:cx7="http://schemas.microsoft.com/office/drawing/2016/5/13/chartex" xmlns:cx8="http://schemas.microsoft.com/office/drawing/2016/5/14/chartex" xmlns:mc="http://schemas.openxmlformats.org/markup-compatibility/2006" xmlns:aink="http://schemas.microsoft.com/office/drawing/2016/ink" xmlns:am3d="http://schemas.microsoft.com/office/drawing/2017/model3d" xmlns:o="urn:schemas-microsoft-com:office:office" xmlns:oel="http://schemas.microsoft.com/office/2019/extlst" xmlns:r="http://schemas.openxmlformats.org/officeDocument/2006/relationships" xmlns:m="http://schemas.openxmlformats.org/officeDocument/2006/math" xmlns:v="urn:schemas-microsoft-com:vml" xmlns:wp14="http://schemas.microsoft.com/office/word/2010/wordprocessingDrawing" xmlns:wp="http://schemas.openxmlformats.org/drawingml/2006/wordprocessingDrawing" xmlns:w10="urn:schemas-microsoft-com:office:word" xmlns:w="http://schemas.openxmlformats.org/wordprocessingml/2006/main" xmlns:w14="http://schemas.microsoft.com/office/word/2010/wordml" xmlns:w15="http://schemas.microsoft.com/office/word/2012/wordml" xmlns:w16cex="http://schemas.microsoft.com/office/word/2018/wordml/cex" xmlns:w16cid="http://schemas.microsoft.com/office/word/2016/wordml/cid" xmlns:w16="http://schemas.microsoft.com/office/word/2018/wordml" xmlns:w16du="http://schemas.microsoft.com/office/word/2023/wordml/word16du" xmlns:w16sdtdh="http://schemas.microsoft.com/office/word/2020/wordml/sdtdatahash" xmlns:w16se="http://schemas.microsoft.com/office/word/2015/wordml/symex" xmlns:wpg="http://schemas.microsoft.com/office/word/2010/wordprocessingGroup" xmlns:wpi="http://schemas.microsoft.com/office/word/2010/wordprocessingInk" xmlns:wne="http://schemas.microsoft.com/office/word/2006/wordml" xmlns:wps="http://schemas.microsoft.com/office/word/2010/wordprocessingShape" mc:Ignorable="w14 w15 w16se w16cid w16 w16cex w16sdtdh w16du wp14">
+<w:numbering xmlns:wpc="http://schemas.microsoft.com/office/word/2010/wordprocessingCanvas" xmlns:cx="http://schemas.microsoft.com/office/drawing/2014/chartex" xmlns:cx1="http://schemas.microsoft.com/office/drawing/2015/9/8/chartex" xmlns:cx2="http://schemas.microsoft.com/office/drawing/2015/10/21/chartex" xmlns:cx3="http://schemas.microsoft.com/office/drawing/2016/5/9/chartex" xmlns:cx4="http://schemas.microsoft.com/office/drawing/2016/5/10/chartex" xmlns:cx5="http://schemas.microsoft.com/office/drawing/2016/5/11/chartex" xmlns:cx6="http://schemas.microsoft.com/office/drawing/2016/5/12/chartex" xmlns:cx7="http://schemas.microsoft.com/office/drawing/2016/5/13/chartex" xmlns:cx8="http://schemas.microsoft.com/office/drawing/2016/5/14/chartex" xmlns:mc="http://schemas.openxmlformats.org/markup-compatibility/2006" xmlns:aink="http://schemas.microsoft.com/office/drawing/2016/ink" xmlns:am3d="http://schemas.microsoft.com/office/drawing/2017/model3d" xmlns:o="urn:schemas-microsoft-com:office:office" xmlns:oel="http://schemas.microsoft.com/office/2019/extlst" xmlns:r="http://schemas.openxmlformats.org/officeDocument/2006/relationships" xmlns:m="http://schemas.openxmlformats.org/officeDocument/2006/math" xmlns:v="urn:schemas-microsoft-com:vml" xmlns:wp14="http://schemas.microsoft.com/office/word/2010/wordprocessingDrawing" xmlns:wp="http://schemas.openxmlformats.org/drawingml/2006/wordprocessingDrawing" xmlns:w10="urn:schemas-microsoft-com:office:word" xmlns:w="http://schemas.openxmlformats.org/wordprocessingml/2006/main" xmlns:w14="http://schemas.microsoft.com/office/word/2010/wordml" xmlns:w15="http://schemas.microsoft.com/office/word/2012/wordml" xmlns:w16cex="http://schemas.microsoft.com/office/word/2018/wordml/cex" xmlns:w16cid="http://schemas.microsoft.com/office/word/2016/wordml/cid" xmlns:w16="http://schemas.microsoft.com/office/word/2018/wordml" xmlns:w16du="http://schemas.microsoft.com/office/word/2023/wordml/word16du" xmlns:w16sdtdh="http://schemas.microsoft.com/office/word/2020/wordml/sdtdatahash" xmlns:w16sdtfl="http://schemas.microsoft.com/office/word/2024/wordml/sdtformatlock" xmlns:w16se="http://schemas.microsoft.com/office/word/2015/wordml/symex" xmlns:wpg="http://schemas.microsoft.com/office/word/2010/wordprocessingGroup" xmlns:wpi="http://schemas.microsoft.com/office/word/2010/wordprocessingInk" xmlns:wne="http://schemas.microsoft.com/office/word/2006/wordml" xmlns:wps="http://schemas.microsoft.com/office/word/2010/wordprocessingShape" mc:Ignorable="w14 w15 w16se w16cid w16 w16cex w16sdtdh w16sdtfl w16du wp14">
   <w:abstractNum w:abstractNumId="0" w15:restartNumberingAfterBreak="0">
     <w:nsid w:val="05B80AE7"/>
     <w:multiLevelType w:val="hybridMultilevel"/>
@@ -3989,7 +3975,7 @@
 </file>
 
 <file path=word/styles.xml><?xml version="1.0" encoding="utf-8"?>
-<w:styles xmlns:mc="http://schemas.openxmlformats.org/markup-compatibility/2006" xmlns:r="http://schemas.openxmlformats.org/officeDocument/2006/relationships" xmlns:w="http://schemas.openxmlformats.org/wordprocessingml/2006/main" xmlns:w14="http://schemas.microsoft.com/office/word/2010/wordml" xmlns:w15="http://schemas.microsoft.com/office/word/2012/wordml" xmlns:w16cex="http://schemas.microsoft.com/office/word/2018/wordml/cex" xmlns:w16cid="http://schemas.microsoft.com/office/word/2016/wordml/cid" xmlns:w16="http://schemas.microsoft.com/office/word/2018/wordml" xmlns:w16du="http://schemas.microsoft.com/office/word/2023/wordml/word16du" xmlns:w16sdtdh="http://schemas.microsoft.com/office/word/2020/wordml/sdtdatahash" xmlns:w16se="http://schemas.microsoft.com/office/word/2015/wordml/symex" mc:Ignorable="w14 w15 w16se w16cid w16 w16cex w16sdtdh w16du">
+<w:styles xmlns:mc="http://schemas.openxmlformats.org/markup-compatibility/2006" xmlns:r="http://schemas.openxmlformats.org/officeDocument/2006/relationships" xmlns:w="http://schemas.openxmlformats.org/wordprocessingml/2006/main" xmlns:w14="http://schemas.microsoft.com/office/word/2010/wordml" xmlns:w15="http://schemas.microsoft.com/office/word/2012/wordml" xmlns:w16cex="http://schemas.microsoft.com/office/word/2018/wordml/cex" xmlns:w16cid="http://schemas.microsoft.com/office/word/2016/wordml/cid" xmlns:w16="http://schemas.microsoft.com/office/word/2018/wordml" xmlns:w16du="http://schemas.microsoft.com/office/word/2023/wordml/word16du" xmlns:w16sdtdh="http://schemas.microsoft.com/office/word/2020/wordml/sdtdatahash" xmlns:w16sdtfl="http://schemas.microsoft.com/office/word/2024/wordml/sdtformatlock" xmlns:w16se="http://schemas.microsoft.com/office/word/2015/wordml/symex" mc:Ignorable="w14 w15 w16se w16cid w16 w16cex w16sdtdh w16sdtfl w16du">
   <w:docDefaults>
     <w:rPrDefault>
       <w:rPr>
